--- a/日常/2026-09-29/NO.1香港攻略_10.1-10.2_带时间.docx
+++ b/日常/2026-09-29/NO.1香港攻略_10.1-10.2_带时间.docx
@@ -1010,7 +1010,7 @@
               <w:rPr>
                 <w:rFonts w:ascii="Arial" w:eastAsia="Microsoft YaHei"/>
               </w:rPr>
-              <w:t xml:space="preserve">麦兜、梅艳芳雕像；九龙公园东侧长廊漫画雕塑；维港夜景、"幻彩咏香江"约 20:00</w:t>
+              <w:t xml:space="preserve">麦兜、梅艳芳雕像；九龙公园东侧长廊漫画雕塑；维港夜景、"幻彩咏香江"20:00（约 15–20 分钟）</w:t>
             </w:r>
           </w:p>
         </w:tc>
@@ -1040,7 +1040,7 @@
               <w:rPr>
                 <w:rFonts w:ascii="Arial" w:eastAsia="Microsoft YaHei"/>
               </w:rPr>
-              <w:t xml:space="preserve">20:30</w:t>
+              <w:t xml:space="preserve">21:00</w:t>
             </w:r>
           </w:p>
         </w:tc>
@@ -1115,7 +1115,7 @@
               <w:rPr>
                 <w:rFonts w:ascii="Arial" w:eastAsia="Microsoft YaHei"/>
               </w:rPr>
-              <w:t xml:space="preserve">港铁约 10 分钟；预留出关+安检约 45–60 分钟</w:t>
+              <w:t xml:space="preserve">看完夜景与灯光秀从容返程，港铁约 10 分钟到柯士甸/西九龙</w:t>
             </w:r>
           </w:p>
         </w:tc>
@@ -1145,7 +1145,112 @@
               <w:rPr>
                 <w:rFonts w:ascii="Arial" w:eastAsia="Microsoft YaHei"/>
               </w:rPr>
-              <w:t xml:space="preserve">21:30 前</w:t>
+              <w:t xml:space="preserve">21:26 前</w:t>
+            </w:r>
+          </w:p>
+        </w:tc>
+        <w:tc>
+          <w:tcPr>
+            <w:tcW w:type="dxa" w:w="2256"/>
+            <w:tcBorders>
+              <w:top w:val="single" w:color="CCCCCC" w:sz="1"/>
+              <w:left w:val="single" w:color="CCCCCC" w:sz="1"/>
+              <w:bottom w:val="single" w:color="CCCCCC" w:sz="1"/>
+              <w:right w:val="single" w:color="CCCCCC" w:sz="1"/>
+            </w:tcBorders>
+            <w:tcMar>
+              <w:top w:type="dxa" w:w="80"/>
+              <w:left w:type="dxa" w:w="120"/>
+              <w:bottom w:type="dxa" w:w="80"/>
+              <w:right w:type="dxa" w:w="120"/>
+            </w:tcMar>
+          </w:tcPr>
+          <w:p>
+            <w:r>
+              <w:rPr>
+                <w:rFonts w:ascii="Arial" w:eastAsia="Microsoft YaHei"/>
+              </w:rPr>
+              <w:t xml:space="preserve">抵达西九龙站</w:t>
+            </w:r>
+          </w:p>
+        </w:tc>
+        <w:tc>
+          <w:tcPr>
+            <w:tcW w:type="dxa" w:w="2256"/>
+            <w:tcBorders>
+              <w:top w:val="single" w:color="CCCCCC" w:sz="1"/>
+              <w:left w:val="single" w:color="CCCCCC" w:sz="1"/>
+              <w:bottom w:val="single" w:color="CCCCCC" w:sz="1"/>
+              <w:right w:val="single" w:color="CCCCCC" w:sz="1"/>
+            </w:tcBorders>
+            <w:tcMar>
+              <w:top w:type="dxa" w:w="80"/>
+              <w:left w:type="dxa" w:w="120"/>
+              <w:bottom w:type="dxa" w:w="80"/>
+              <w:right w:type="dxa" w:w="120"/>
+            </w:tcMar>
+          </w:tcPr>
+          <w:p>
+            <w:r>
+              <w:rPr>
+                <w:rFonts w:ascii="Arial" w:eastAsia="Microsoft YaHei"/>
+              </w:rPr>
+              <w:t xml:space="preserve">返程</w:t>
+            </w:r>
+          </w:p>
+        </w:tc>
+        <w:tc>
+          <w:tcPr>
+            <w:tcW w:type="dxa" w:w="2256"/>
+            <w:tcBorders>
+              <w:top w:val="single" w:color="CCCCCC" w:sz="1"/>
+              <w:left w:val="single" w:color="CCCCCC" w:sz="1"/>
+              <w:bottom w:val="single" w:color="CCCCCC" w:sz="1"/>
+              <w:right w:val="single" w:color="CCCCCC" w:sz="1"/>
+            </w:tcBorders>
+            <w:tcMar>
+              <w:top w:type="dxa" w:w="80"/>
+              <w:left w:type="dxa" w:w="120"/>
+              <w:bottom w:type="dxa" w:w="80"/>
+              <w:right w:type="dxa" w:w="120"/>
+            </w:tcMar>
+          </w:tcPr>
+          <w:p>
+            <w:r>
+              <w:rPr>
+                <w:rFonts w:ascii="Arial" w:eastAsia="Microsoft YaHei"/>
+              </w:rPr>
+              <w:t xml:space="preserve">距发车约留 60 分钟出关+安检，10 月客流高峰勿卡点</w:t>
+            </w:r>
+          </w:p>
+        </w:tc>
+      </w:tr>
+      <w:tr>
+        <w:trPr>
+          <w:tblHeader w:val="false"/>
+        </w:trPr>
+        <w:tc>
+          <w:tcPr>
+            <w:tcW w:type="dxa" w:w="2256"/>
+            <w:tcBorders>
+              <w:top w:val="single" w:color="CCCCCC" w:sz="1"/>
+              <w:left w:val="single" w:color="CCCCCC" w:sz="1"/>
+              <w:bottom w:val="single" w:color="CCCCCC" w:sz="1"/>
+              <w:right w:val="single" w:color="CCCCCC" w:sz="1"/>
+            </w:tcBorders>
+            <w:tcMar>
+              <w:top w:type="dxa" w:w="80"/>
+              <w:left w:type="dxa" w:w="120"/>
+              <w:bottom w:type="dxa" w:w="80"/>
+              <w:right w:type="dxa" w:w="120"/>
+            </w:tcMar>
+          </w:tcPr>
+          <w:p>
+            <w:r>
+              <w:rPr>
+                <w:rFonts w:ascii="Arial" w:eastAsia="Microsoft YaHei"/>
+              </w:rPr>
+              <w:t xml:space="preserve">22:26</w:t>
             </w:r>
           </w:p>
         </w:tc>
@@ -1220,7 +1325,7 @@
               <w:rPr>
                 <w:rFonts w:ascii="Arial" w:eastAsia="Microsoft YaHei"/>
               </w:rPr>
-              <w:t xml:space="preserve">末班时刻以 12306 为准，建议至少提前 45 分钟到站</w:t>
+              <w:t xml:space="preserve">西九龙 22:26 发车（已确认）</w:t>
             </w:r>
           </w:p>
         </w:tc>
@@ -2321,7 +2426,7 @@
               <w:rPr>
                 <w:rFonts w:ascii="Arial" w:eastAsia="Microsoft YaHei"/>
               </w:rPr>
-              <w:t xml:space="preserve">建议 17:00 前到；走卢吉道免费步道 360° 俯瞰维港，白天→日落（10 月初约 18:15）→夜景一次看全，日落前走完步道更安全</w:t>
+              <w:t xml:space="preserve">建议 17:00 前到；走卢吉道免费步道 360° 俯瞰维港，白天→日落（10 月初约 18:15）→夜景一次看全，日落后走步道注意照明</w:t>
             </w:r>
           </w:p>
         </w:tc>
@@ -2351,7 +2456,7 @@
               <w:rPr>
                 <w:rFonts w:ascii="Arial" w:eastAsia="Microsoft YaHei"/>
               </w:rPr>
-              <w:t xml:space="preserve">20:00</w:t>
+              <w:t xml:space="preserve">20:45</w:t>
             </w:r>
           </w:p>
         </w:tc>
@@ -2426,7 +2531,7 @@
               <w:rPr>
                 <w:rFonts w:ascii="Arial" w:eastAsia="Microsoft YaHei"/>
               </w:rPr>
-              <w:t xml:space="preserve">缆车/巴士下山</w:t>
+              <w:t xml:space="preserve">夜景可看满再下山，缆车/巴士返回中环</w:t>
             </w:r>
           </w:p>
         </w:tc>
@@ -2456,7 +2561,7 @@
               <w:rPr>
                 <w:rFonts w:ascii="Arial" w:eastAsia="Microsoft YaHei"/>
               </w:rPr>
-              <w:t xml:space="preserve">20:45</w:t>
+              <w:t xml:space="preserve">21:15</w:t>
             </w:r>
           </w:p>
         </w:tc>
@@ -2531,7 +2636,217 @@
               <w:rPr>
                 <w:rFonts w:ascii="Arial" w:eastAsia="Microsoft YaHei"/>
               </w:rPr>
-              <w:t xml:space="preserve">预留出关与候车时间</w:t>
+              <w:t xml:space="preserve">港铁约 25 分钟</w:t>
+            </w:r>
+          </w:p>
+        </w:tc>
+      </w:tr>
+      <w:tr>
+        <w:trPr>
+          <w:tblHeader w:val="false"/>
+        </w:trPr>
+        <w:tc>
+          <w:tcPr>
+            <w:tcW w:type="dxa" w:w="2256"/>
+            <w:tcBorders>
+              <w:top w:val="single" w:color="CCCCCC" w:sz="1"/>
+              <w:left w:val="single" w:color="CCCCCC" w:sz="1"/>
+              <w:bottom w:val="single" w:color="CCCCCC" w:sz="1"/>
+              <w:right w:val="single" w:color="CCCCCC" w:sz="1"/>
+            </w:tcBorders>
+            <w:tcMar>
+              <w:top w:type="dxa" w:w="80"/>
+              <w:left w:type="dxa" w:w="120"/>
+              <w:bottom w:type="dxa" w:w="80"/>
+              <w:right w:type="dxa" w:w="120"/>
+            </w:tcMar>
+          </w:tcPr>
+          <w:p>
+            <w:r>
+              <w:rPr>
+                <w:rFonts w:ascii="Arial" w:eastAsia="Microsoft YaHei"/>
+              </w:rPr>
+              <w:t xml:space="preserve">21:45 前</w:t>
+            </w:r>
+          </w:p>
+        </w:tc>
+        <w:tc>
+          <w:tcPr>
+            <w:tcW w:type="dxa" w:w="2256"/>
+            <w:tcBorders>
+              <w:top w:val="single" w:color="CCCCCC" w:sz="1"/>
+              <w:left w:val="single" w:color="CCCCCC" w:sz="1"/>
+              <w:bottom w:val="single" w:color="CCCCCC" w:sz="1"/>
+              <w:right w:val="single" w:color="CCCCCC" w:sz="1"/>
+            </w:tcBorders>
+            <w:tcMar>
+              <w:top w:type="dxa" w:w="80"/>
+              <w:left w:type="dxa" w:w="120"/>
+              <w:bottom w:type="dxa" w:w="80"/>
+              <w:right w:type="dxa" w:w="120"/>
+            </w:tcMar>
+          </w:tcPr>
+          <w:p>
+            <w:r>
+              <w:rPr>
+                <w:rFonts w:ascii="Arial" w:eastAsia="Microsoft YaHei"/>
+              </w:rPr>
+              <w:t xml:space="preserve">抵达西九龙站</w:t>
+            </w:r>
+          </w:p>
+        </w:tc>
+        <w:tc>
+          <w:tcPr>
+            <w:tcW w:type="dxa" w:w="2256"/>
+            <w:tcBorders>
+              <w:top w:val="single" w:color="CCCCCC" w:sz="1"/>
+              <w:left w:val="single" w:color="CCCCCC" w:sz="1"/>
+              <w:bottom w:val="single" w:color="CCCCCC" w:sz="1"/>
+              <w:right w:val="single" w:color="CCCCCC" w:sz="1"/>
+            </w:tcBorders>
+            <w:tcMar>
+              <w:top w:type="dxa" w:w="80"/>
+              <w:left w:type="dxa" w:w="120"/>
+              <w:bottom w:type="dxa" w:w="80"/>
+              <w:right w:type="dxa" w:w="120"/>
+            </w:tcMar>
+          </w:tcPr>
+          <w:p>
+            <w:r>
+              <w:rPr>
+                <w:rFonts w:ascii="Arial" w:eastAsia="Microsoft YaHei"/>
+              </w:rPr>
+              <w:t xml:space="preserve">返程</w:t>
+            </w:r>
+          </w:p>
+        </w:tc>
+        <w:tc>
+          <w:tcPr>
+            <w:tcW w:type="dxa" w:w="2256"/>
+            <w:tcBorders>
+              <w:top w:val="single" w:color="CCCCCC" w:sz="1"/>
+              <w:left w:val="single" w:color="CCCCCC" w:sz="1"/>
+              <w:bottom w:val="single" w:color="CCCCCC" w:sz="1"/>
+              <w:right w:val="single" w:color="CCCCCC" w:sz="1"/>
+            </w:tcBorders>
+            <w:tcMar>
+              <w:top w:type="dxa" w:w="80"/>
+              <w:left w:type="dxa" w:w="120"/>
+              <w:bottom w:type="dxa" w:w="80"/>
+              <w:right w:type="dxa" w:w="120"/>
+            </w:tcMar>
+          </w:tcPr>
+          <w:p>
+            <w:r>
+              <w:rPr>
+                <w:rFonts w:ascii="Arial" w:eastAsia="Microsoft YaHei"/>
+              </w:rPr>
+              <w:t xml:space="preserve">距发车留约 75 分钟，出关+安检充裕</w:t>
+            </w:r>
+          </w:p>
+        </w:tc>
+      </w:tr>
+      <w:tr>
+        <w:trPr>
+          <w:tblHeader w:val="false"/>
+        </w:trPr>
+        <w:tc>
+          <w:tcPr>
+            <w:tcW w:type="dxa" w:w="2256"/>
+            <w:tcBorders>
+              <w:top w:val="single" w:color="CCCCCC" w:sz="1"/>
+              <w:left w:val="single" w:color="CCCCCC" w:sz="1"/>
+              <w:bottom w:val="single" w:color="CCCCCC" w:sz="1"/>
+              <w:right w:val="single" w:color="CCCCCC" w:sz="1"/>
+            </w:tcBorders>
+            <w:tcMar>
+              <w:top w:type="dxa" w:w="80"/>
+              <w:left w:type="dxa" w:w="120"/>
+              <w:bottom w:type="dxa" w:w="80"/>
+              <w:right w:type="dxa" w:w="120"/>
+            </w:tcMar>
+          </w:tcPr>
+          <w:p>
+            <w:r>
+              <w:rPr>
+                <w:rFonts w:ascii="Arial" w:eastAsia="Microsoft YaHei"/>
+              </w:rPr>
+              <w:t xml:space="preserve">23:00</w:t>
+            </w:r>
+          </w:p>
+        </w:tc>
+        <w:tc>
+          <w:tcPr>
+            <w:tcW w:type="dxa" w:w="2256"/>
+            <w:tcBorders>
+              <w:top w:val="single" w:color="CCCCCC" w:sz="1"/>
+              <w:left w:val="single" w:color="CCCCCC" w:sz="1"/>
+              <w:bottom w:val="single" w:color="CCCCCC" w:sz="1"/>
+              <w:right w:val="single" w:color="CCCCCC" w:sz="1"/>
+            </w:tcBorders>
+            <w:tcMar>
+              <w:top w:type="dxa" w:w="80"/>
+              <w:left w:type="dxa" w:w="120"/>
+              <w:bottom w:type="dxa" w:w="80"/>
+              <w:right w:type="dxa" w:w="120"/>
+            </w:tcMar>
+          </w:tcPr>
+          <w:p>
+            <w:r>
+              <w:rPr>
+                <w:rFonts w:ascii="Arial" w:eastAsia="Microsoft YaHei"/>
+              </w:rPr>
+              <w:t xml:space="preserve">末班高铁 → 深圳北</w:t>
+            </w:r>
+          </w:p>
+        </w:tc>
+        <w:tc>
+          <w:tcPr>
+            <w:tcW w:type="dxa" w:w="2256"/>
+            <w:tcBorders>
+              <w:top w:val="single" w:color="CCCCCC" w:sz="1"/>
+              <w:left w:val="single" w:color="CCCCCC" w:sz="1"/>
+              <w:bottom w:val="single" w:color="CCCCCC" w:sz="1"/>
+              <w:right w:val="single" w:color="CCCCCC" w:sz="1"/>
+            </w:tcBorders>
+            <w:tcMar>
+              <w:top w:type="dxa" w:w="80"/>
+              <w:left w:type="dxa" w:w="120"/>
+              <w:bottom w:type="dxa" w:w="80"/>
+              <w:right w:type="dxa" w:w="120"/>
+            </w:tcMar>
+          </w:tcPr>
+          <w:p>
+            <w:r>
+              <w:rPr>
+                <w:rFonts w:ascii="Arial" w:eastAsia="Microsoft YaHei"/>
+              </w:rPr>
+              <w:t xml:space="preserve">返程</w:t>
+            </w:r>
+          </w:p>
+        </w:tc>
+        <w:tc>
+          <w:tcPr>
+            <w:tcW w:type="dxa" w:w="2256"/>
+            <w:tcBorders>
+              <w:top w:val="single" w:color="CCCCCC" w:sz="1"/>
+              <w:left w:val="single" w:color="CCCCCC" w:sz="1"/>
+              <w:bottom w:val="single" w:color="CCCCCC" w:sz="1"/>
+              <w:right w:val="single" w:color="CCCCCC" w:sz="1"/>
+            </w:tcBorders>
+            <w:tcMar>
+              <w:top w:type="dxa" w:w="80"/>
+              <w:left w:type="dxa" w:w="120"/>
+              <w:bottom w:type="dxa" w:w="80"/>
+              <w:right w:type="dxa" w:w="120"/>
+            </w:tcMar>
+          </w:tcPr>
+          <w:p>
+            <w:r>
+              <w:rPr>
+                <w:rFonts w:ascii="Arial" w:eastAsia="Microsoft YaHei"/>
+              </w:rPr>
+              <w:t xml:space="preserve">西九龙 23:00 发车（已确认）</w:t>
             </w:r>
           </w:p>
         </w:tc>
@@ -2551,7 +2866,7 @@
         <w:rPr>
           <w:rFonts w:ascii="Arial" w:eastAsia="Microsoft YaHei"/>
         </w:rPr>
-        <w:t xml:space="preserve">返程提醒：Day2 若坚持看完整山顶夜景，再赶当日末班高铁时间会非常紧张。二选一——要么看完日落（约 18:15）即下山，稳妥赶末班；要么把山顶夜景留到较晚，另订延后返程或当晚留港。末班高铁时刻请务必以 12306 实时查询为准。</w:t>
+        <w:t xml:space="preserve">返程提醒：Day2 的 23:00 末班很宽裕，可在太平山顶看完维港夜景再从容下山，不必赶在日落前撤；Day1 的 22:26 也足够看完 20:00 的"幻彩咏香江"再返程。两天都建议至少提前 60 分钟抵达西九龙站，避开出关高峰。</w:t>
       </w:r>
     </w:p>
     <w:p>
@@ -2597,7 +2912,7 @@
         <w:rPr>
           <w:rFonts w:ascii="Arial" w:eastAsia="Microsoft YaHei"/>
         </w:rPr>
-        <w:t xml:space="preserve">出发前需拍板三件事：一是 Don Don Donki 到底去旺角店还是尖沙咀店，据此归位动线；二是 Day2 是否确定保留坚尼地城（本表已按"午后→黄昏"插入）；三是返程按哪一班高铁、以及是否接受看完日落即下山。确认后我再据此微调时间。</w:t>
+        <w:t xml:space="preserve">出发前仍需拍板两件事：一是 Don Don Donki 到底去旺角店还是尖沙咀店，据此归位动线；二是 Day2 是否确定保留坚尼地城（本表已按"午后→黄昏"插入）。返程已按 Day1 西九龙 22:26、Day2 西九龙 23:00 排定。确认后我再据此微调时间。</w:t>
       </w:r>
     </w:p>
     <w:sectPr>

--- a/日常/2026-09-29/NO.1香港攻略_10.1-10.2_带时间.docx
+++ b/日常/2026-09-29/NO.1香港攻略_10.1-10.2_带时间.docx
@@ -22,7 +22,7 @@
         <w:rPr>
           <w:rFonts w:ascii="Arial" w:eastAsia="Microsoft YaHei"/>
         </w:rPr>
-        <w:t xml:space="preserve">大本营：西九龙站 / 柯士甸站。Day1 走旺角与九龙，Day2 走港岛（中环、坚尼地城、太平山顶）。本表在原稿基础上补齐了具体时间点、修正了动线，并把原稿缺失的"坚尼地城"排入 Day2 午后。金额为港币（HKD），末班高铁时刻请以 12306 实时查询为准。</w:t>
+        <w:t xml:space="preserve">大本营：西九龙站 / 柯士甸站。Day1 走旺角与九龙、傍晚到尖沙咀；Day2 走港岛中环，坐天星小轮往返维港、再上太平山顶。金额为港币（HKD）。返程：Day1 西九龙 22:26、Day2 西九龙 23:00 末班高铁回深圳北。</w:t>
       </w:r>
     </w:p>
     <w:p>
@@ -33,7 +33,7 @@
         <w:rPr>
           <w:rFonts w:ascii="Arial" w:eastAsia="Microsoft YaHei"/>
         </w:rPr>
-        <w:t xml:space="preserve">Day 1（10.1）旺角 + 九龙</w:t>
+        <w:t xml:space="preserve">Day 1（10.1）旺角 + 九龙 + 尖沙咀</w:t>
       </w:r>
     </w:p>
     <w:p>
@@ -45,7 +45,7 @@
         <w:rPr>
           <w:rFonts w:ascii="Arial" w:eastAsia="Microsoft YaHei"/>
         </w:rPr>
-        <w:t xml:space="preserve">路线：西九龙 → 旺角 → 大角咀 → 油麻地/佐敦 → 尖沙咀星光大道 → 西九龙返程。全天以步行为主，串联较满，标"备选"的项可现场取舍。</w:t>
+        <w:t xml:space="preserve">路线：西九龙 → 旺角 → 大角咀 → 油麻地 → 尖沙咀 → 返程。全天以步行为主，沙嗲王安排在旺角正餐、避免回头，Donki 已改到尖沙咀店、与星光大道并成傍晚一段。</w:t>
       </w:r>
     </w:p>
     <w:tbl>
@@ -410,7 +410,7 @@
               <w:rPr>
                 <w:rFonts w:ascii="Arial" w:eastAsia="Microsoft YaHei"/>
               </w:rPr>
-              <w:t xml:space="preserve">11:30</w:t>
+              <w:t xml:space="preserve">11:15</w:t>
             </w:r>
           </w:p>
         </w:tc>
@@ -485,7 +485,7 @@
               <w:rPr>
                 <w:rFonts w:ascii="Arial" w:eastAsia="Microsoft YaHei"/>
               </w:rPr>
-              <w:t xml:space="preserve">朗豪坊地标商场；女人街（通菜街）12 点后开档、傍晚最热闹，中午先打卡</w:t>
+              <w:t xml:space="preserve">朗豪坊地标商场；女人街（通菜街）12 点后开档、傍晚最热闹，中午先逛</w:t>
             </w:r>
           </w:p>
         </w:tc>
@@ -515,82 +515,82 @@
               <w:rPr>
                 <w:rFonts w:ascii="Arial" w:eastAsia="Microsoft YaHei"/>
               </w:rPr>
-              <w:t xml:space="preserve">13:20</w:t>
-            </w:r>
-          </w:p>
-        </w:tc>
-        <w:tc>
-          <w:tcPr>
-            <w:tcW w:type="dxa" w:w="2256"/>
-            <w:tcBorders>
-              <w:top w:val="single" w:color="CCCCCC" w:sz="1"/>
-              <w:left w:val="single" w:color="CCCCCC" w:sz="1"/>
-              <w:bottom w:val="single" w:color="CCCCCC" w:sz="1"/>
-              <w:right w:val="single" w:color="CCCCCC" w:sz="1"/>
-            </w:tcBorders>
-            <w:tcMar>
-              <w:top w:type="dxa" w:w="80"/>
-              <w:left w:type="dxa" w:w="120"/>
-              <w:bottom w:type="dxa" w:w="80"/>
-              <w:right w:type="dxa" w:w="120"/>
-            </w:tcMar>
-          </w:tcPr>
-          <w:p>
-            <w:r>
-              <w:rPr>
-                <w:rFonts w:ascii="Arial" w:eastAsia="Microsoft YaHei"/>
-              </w:rPr>
-              <w:t xml:space="preserve">大角咀</w:t>
-            </w:r>
-          </w:p>
-        </w:tc>
-        <w:tc>
-          <w:tcPr>
-            <w:tcW w:type="dxa" w:w="2256"/>
-            <w:tcBorders>
-              <w:top w:val="single" w:color="CCCCCC" w:sz="1"/>
-              <w:left w:val="single" w:color="CCCCCC" w:sz="1"/>
-              <w:bottom w:val="single" w:color="CCCCCC" w:sz="1"/>
-              <w:right w:val="single" w:color="CCCCCC" w:sz="1"/>
-            </w:tcBorders>
-            <w:tcMar>
-              <w:top w:type="dxa" w:w="80"/>
-              <w:left w:type="dxa" w:w="120"/>
-              <w:bottom w:type="dxa" w:w="80"/>
-              <w:right w:type="dxa" w:w="120"/>
-            </w:tcMar>
-          </w:tcPr>
-          <w:p>
-            <w:r>
-              <w:rPr>
-                <w:rFonts w:ascii="Arial" w:eastAsia="Microsoft YaHei"/>
-              </w:rPr>
-              <w:t xml:space="preserve">景</w:t>
-            </w:r>
-          </w:p>
-        </w:tc>
-        <w:tc>
-          <w:tcPr>
-            <w:tcW w:type="dxa" w:w="2256"/>
-            <w:tcBorders>
-              <w:top w:val="single" w:color="CCCCCC" w:sz="1"/>
-              <w:left w:val="single" w:color="CCCCCC" w:sz="1"/>
-              <w:bottom w:val="single" w:color="CCCCCC" w:sz="1"/>
-              <w:right w:val="single" w:color="CCCCCC" w:sz="1"/>
-            </w:tcBorders>
-            <w:tcMar>
-              <w:top w:type="dxa" w:w="80"/>
-              <w:left w:type="dxa" w:w="120"/>
-              <w:bottom w:type="dxa" w:w="80"/>
-              <w:right w:type="dxa" w:w="120"/>
-            </w:tcMar>
-          </w:tcPr>
-          <w:p>
-            <w:r>
-              <w:rPr>
-                <w:rFonts w:ascii="Arial" w:eastAsia="Microsoft YaHei"/>
-              </w:rPr>
-              <w:t xml:space="preserve">旺角步行约 15 分钟；《麦兜》街景取景的旧街道、茶餐厅、天桥</w:t>
+              <w:t xml:space="preserve">12:45</w:t>
+            </w:r>
+          </w:p>
+        </w:tc>
+        <w:tc>
+          <w:tcPr>
+            <w:tcW w:type="dxa" w:w="2256"/>
+            <w:tcBorders>
+              <w:top w:val="single" w:color="CCCCCC" w:sz="1"/>
+              <w:left w:val="single" w:color="CCCCCC" w:sz="1"/>
+              <w:bottom w:val="single" w:color="CCCCCC" w:sz="1"/>
+              <w:right w:val="single" w:color="CCCCCC" w:sz="1"/>
+            </w:tcBorders>
+            <w:tcMar>
+              <w:top w:type="dxa" w:w="80"/>
+              <w:left w:type="dxa" w:w="120"/>
+              <w:bottom w:type="dxa" w:w="80"/>
+              <w:right w:type="dxa" w:w="120"/>
+            </w:tcMar>
+          </w:tcPr>
+          <w:p>
+            <w:r>
+              <w:rPr>
+                <w:rFonts w:ascii="Arial" w:eastAsia="Microsoft YaHei"/>
+              </w:rPr>
+              <w:t xml:space="preserve">沙嗲王 · 弥敦道店</w:t>
+            </w:r>
+          </w:p>
+        </w:tc>
+        <w:tc>
+          <w:tcPr>
+            <w:tcW w:type="dxa" w:w="2256"/>
+            <w:tcBorders>
+              <w:top w:val="single" w:color="CCCCCC" w:sz="1"/>
+              <w:left w:val="single" w:color="CCCCCC" w:sz="1"/>
+              <w:bottom w:val="single" w:color="CCCCCC" w:sz="1"/>
+              <w:right w:val="single" w:color="CCCCCC" w:sz="1"/>
+            </w:tcBorders>
+            <w:tcMar>
+              <w:top w:type="dxa" w:w="80"/>
+              <w:left w:type="dxa" w:w="120"/>
+              <w:bottom w:type="dxa" w:w="80"/>
+              <w:right w:type="dxa" w:w="120"/>
+            </w:tcMar>
+          </w:tcPr>
+          <w:p>
+            <w:r>
+              <w:rPr>
+                <w:rFonts w:ascii="Arial" w:eastAsia="Microsoft YaHei"/>
+              </w:rPr>
+              <w:t xml:space="preserve">食</w:t>
+            </w:r>
+          </w:p>
+        </w:tc>
+        <w:tc>
+          <w:tcPr>
+            <w:tcW w:type="dxa" w:w="2256"/>
+            <w:tcBorders>
+              <w:top w:val="single" w:color="CCCCCC" w:sz="1"/>
+              <w:left w:val="single" w:color="CCCCCC" w:sz="1"/>
+              <w:bottom w:val="single" w:color="CCCCCC" w:sz="1"/>
+              <w:right w:val="single" w:color="CCCCCC" w:sz="1"/>
+            </w:tcBorders>
+            <w:tcMar>
+              <w:top w:type="dxa" w:w="80"/>
+              <w:left w:type="dxa" w:w="120"/>
+              <w:bottom w:type="dxa" w:w="80"/>
+              <w:right w:type="dxa" w:w="120"/>
+            </w:tcMar>
+          </w:tcPr>
+          <w:p>
+            <w:r>
+              <w:rPr>
+                <w:rFonts w:ascii="Arial" w:eastAsia="Microsoft YaHei"/>
+              </w:rPr>
+              <w:t xml:space="preserve">招牌白咖喱香茅猪扒饭，支持支付宝、八达通；安排在旺角当正餐</w:t>
             </w:r>
           </w:p>
         </w:tc>
@@ -620,82 +620,82 @@
               <w:rPr>
                 <w:rFonts w:ascii="Arial" w:eastAsia="Microsoft YaHei"/>
               </w:rPr>
-              <w:t xml:space="preserve">14:40</w:t>
-            </w:r>
-          </w:p>
-        </w:tc>
-        <w:tc>
-          <w:tcPr>
-            <w:tcW w:type="dxa" w:w="2256"/>
-            <w:tcBorders>
-              <w:top w:val="single" w:color="CCCCCC" w:sz="1"/>
-              <w:left w:val="single" w:color="CCCCCC" w:sz="1"/>
-              <w:bottom w:val="single" w:color="CCCCCC" w:sz="1"/>
-              <w:right w:val="single" w:color="CCCCCC" w:sz="1"/>
-            </w:tcBorders>
-            <w:tcMar>
-              <w:top w:type="dxa" w:w="80"/>
-              <w:left w:type="dxa" w:w="120"/>
-              <w:bottom w:type="dxa" w:w="80"/>
-              <w:right w:type="dxa" w:w="120"/>
-            </w:tcMar>
-          </w:tcPr>
-          <w:p>
-            <w:r>
-              <w:rPr>
-                <w:rFonts w:ascii="Arial" w:eastAsia="Microsoft YaHei"/>
-              </w:rPr>
-              <w:t xml:space="preserve">油麻地果栏</w:t>
-            </w:r>
-          </w:p>
-        </w:tc>
-        <w:tc>
-          <w:tcPr>
-            <w:tcW w:type="dxa" w:w="2256"/>
-            <w:tcBorders>
-              <w:top w:val="single" w:color="CCCCCC" w:sz="1"/>
-              <w:left w:val="single" w:color="CCCCCC" w:sz="1"/>
-              <w:bottom w:val="single" w:color="CCCCCC" w:sz="1"/>
-              <w:right w:val="single" w:color="CCCCCC" w:sz="1"/>
-            </w:tcBorders>
-            <w:tcMar>
-              <w:top w:type="dxa" w:w="80"/>
-              <w:left w:type="dxa" w:w="120"/>
-              <w:bottom w:type="dxa" w:w="80"/>
-              <w:right w:type="dxa" w:w="120"/>
-            </w:tcMar>
-          </w:tcPr>
-          <w:p>
-            <w:r>
-              <w:rPr>
-                <w:rFonts w:ascii="Arial" w:eastAsia="Microsoft YaHei"/>
-              </w:rPr>
-              <w:t xml:space="preserve">景（备选）</w:t>
-            </w:r>
-          </w:p>
-        </w:tc>
-        <w:tc>
-          <w:tcPr>
-            <w:tcW w:type="dxa" w:w="2256"/>
-            <w:tcBorders>
-              <w:top w:val="single" w:color="CCCCCC" w:sz="1"/>
-              <w:left w:val="single" w:color="CCCCCC" w:sz="1"/>
-              <w:bottom w:val="single" w:color="CCCCCC" w:sz="1"/>
-              <w:right w:val="single" w:color="CCCCCC" w:sz="1"/>
-            </w:tcBorders>
-            <w:tcMar>
-              <w:top w:type="dxa" w:w="80"/>
-              <w:left w:type="dxa" w:w="120"/>
-              <w:bottom w:type="dxa" w:w="80"/>
-              <w:right w:type="dxa" w:w="120"/>
-            </w:tcMar>
-          </w:tcPr>
-          <w:p>
-            <w:r>
-              <w:rPr>
-                <w:rFonts w:ascii="Arial" w:eastAsia="Microsoft YaHei"/>
-              </w:rPr>
-              <w:t xml:space="preserve">百年水果批发市场、小吃水果。注意：真正热闹在凌晨/清晨，白天偏空</w:t>
+              <w:t xml:space="preserve">14:00</w:t>
+            </w:r>
+          </w:p>
+        </w:tc>
+        <w:tc>
+          <w:tcPr>
+            <w:tcW w:type="dxa" w:w="2256"/>
+            <w:tcBorders>
+              <w:top w:val="single" w:color="CCCCCC" w:sz="1"/>
+              <w:left w:val="single" w:color="CCCCCC" w:sz="1"/>
+              <w:bottom w:val="single" w:color="CCCCCC" w:sz="1"/>
+              <w:right w:val="single" w:color="CCCCCC" w:sz="1"/>
+            </w:tcBorders>
+            <w:tcMar>
+              <w:top w:type="dxa" w:w="80"/>
+              <w:left w:type="dxa" w:w="120"/>
+              <w:bottom w:type="dxa" w:w="80"/>
+              <w:right w:type="dxa" w:w="120"/>
+            </w:tcMar>
+          </w:tcPr>
+          <w:p>
+            <w:r>
+              <w:rPr>
+                <w:rFonts w:ascii="Arial" w:eastAsia="Microsoft YaHei"/>
+              </w:rPr>
+              <w:t xml:space="preserve">大角咀</w:t>
+            </w:r>
+          </w:p>
+        </w:tc>
+        <w:tc>
+          <w:tcPr>
+            <w:tcW w:type="dxa" w:w="2256"/>
+            <w:tcBorders>
+              <w:top w:val="single" w:color="CCCCCC" w:sz="1"/>
+              <w:left w:val="single" w:color="CCCCCC" w:sz="1"/>
+              <w:bottom w:val="single" w:color="CCCCCC" w:sz="1"/>
+              <w:right w:val="single" w:color="CCCCCC" w:sz="1"/>
+            </w:tcBorders>
+            <w:tcMar>
+              <w:top w:type="dxa" w:w="80"/>
+              <w:left w:type="dxa" w:w="120"/>
+              <w:bottom w:type="dxa" w:w="80"/>
+              <w:right w:type="dxa" w:w="120"/>
+            </w:tcMar>
+          </w:tcPr>
+          <w:p>
+            <w:r>
+              <w:rPr>
+                <w:rFonts w:ascii="Arial" w:eastAsia="Microsoft YaHei"/>
+              </w:rPr>
+              <w:t xml:space="preserve">景</w:t>
+            </w:r>
+          </w:p>
+        </w:tc>
+        <w:tc>
+          <w:tcPr>
+            <w:tcW w:type="dxa" w:w="2256"/>
+            <w:tcBorders>
+              <w:top w:val="single" w:color="CCCCCC" w:sz="1"/>
+              <w:left w:val="single" w:color="CCCCCC" w:sz="1"/>
+              <w:bottom w:val="single" w:color="CCCCCC" w:sz="1"/>
+              <w:right w:val="single" w:color="CCCCCC" w:sz="1"/>
+            </w:tcBorders>
+            <w:tcMar>
+              <w:top w:type="dxa" w:w="80"/>
+              <w:left w:type="dxa" w:w="120"/>
+              <w:bottom w:type="dxa" w:w="80"/>
+              <w:right w:type="dxa" w:w="120"/>
+            </w:tcMar>
+          </w:tcPr>
+          <w:p>
+            <w:r>
+              <w:rPr>
+                <w:rFonts w:ascii="Arial" w:eastAsia="Microsoft YaHei"/>
+              </w:rPr>
+              <w:t xml:space="preserve">旺角步行约 15 分钟；《麦兜》街景取景的旧街道、茶餐厅、天桥</w:t>
             </w:r>
           </w:p>
         </w:tc>
@@ -725,82 +725,82 @@
               <w:rPr>
                 <w:rFonts w:ascii="Arial" w:eastAsia="Microsoft YaHei"/>
               </w:rPr>
-              <w:t xml:space="preserve">16:00</w:t>
-            </w:r>
-          </w:p>
-        </w:tc>
-        <w:tc>
-          <w:tcPr>
-            <w:tcW w:type="dxa" w:w="2256"/>
-            <w:tcBorders>
-              <w:top w:val="single" w:color="CCCCCC" w:sz="1"/>
-              <w:left w:val="single" w:color="CCCCCC" w:sz="1"/>
-              <w:bottom w:val="single" w:color="CCCCCC" w:sz="1"/>
-              <w:right w:val="single" w:color="CCCCCC" w:sz="1"/>
-            </w:tcBorders>
-            <w:tcMar>
-              <w:top w:type="dxa" w:w="80"/>
-              <w:left w:type="dxa" w:w="120"/>
-              <w:bottom w:type="dxa" w:w="80"/>
-              <w:right w:type="dxa" w:w="120"/>
-            </w:tcMar>
-          </w:tcPr>
-          <w:p>
-            <w:r>
-              <w:rPr>
-                <w:rFonts w:ascii="Arial" w:eastAsia="Microsoft YaHei"/>
-              </w:rPr>
-              <w:t xml:space="preserve">沙嗲王 · 弥敦道店</w:t>
-            </w:r>
-          </w:p>
-        </w:tc>
-        <w:tc>
-          <w:tcPr>
-            <w:tcW w:type="dxa" w:w="2256"/>
-            <w:tcBorders>
-              <w:top w:val="single" w:color="CCCCCC" w:sz="1"/>
-              <w:left w:val="single" w:color="CCCCCC" w:sz="1"/>
-              <w:bottom w:val="single" w:color="CCCCCC" w:sz="1"/>
-              <w:right w:val="single" w:color="CCCCCC" w:sz="1"/>
-            </w:tcBorders>
-            <w:tcMar>
-              <w:top w:type="dxa" w:w="80"/>
-              <w:left w:type="dxa" w:w="120"/>
-              <w:bottom w:type="dxa" w:w="80"/>
-              <w:right w:type="dxa" w:w="120"/>
-            </w:tcMar>
-          </w:tcPr>
-          <w:p>
-            <w:r>
-              <w:rPr>
-                <w:rFonts w:ascii="Arial" w:eastAsia="Microsoft YaHei"/>
-              </w:rPr>
-              <w:t xml:space="preserve">食</w:t>
-            </w:r>
-          </w:p>
-        </w:tc>
-        <w:tc>
-          <w:tcPr>
-            <w:tcW w:type="dxa" w:w="2256"/>
-            <w:tcBorders>
-              <w:top w:val="single" w:color="CCCCCC" w:sz="1"/>
-              <w:left w:val="single" w:color="CCCCCC" w:sz="1"/>
-              <w:bottom w:val="single" w:color="CCCCCC" w:sz="1"/>
-              <w:right w:val="single" w:color="CCCCCC" w:sz="1"/>
-            </w:tcBorders>
-            <w:tcMar>
-              <w:top w:type="dxa" w:w="80"/>
-              <w:left w:type="dxa" w:w="120"/>
-              <w:bottom w:type="dxa" w:w="80"/>
-              <w:right w:type="dxa" w:w="120"/>
-            </w:tcMar>
-          </w:tcPr>
-          <w:p>
-            <w:r>
-              <w:rPr>
-                <w:rFonts w:ascii="Arial" w:eastAsia="Microsoft YaHei"/>
-              </w:rPr>
-              <w:t xml:space="preserve">招牌白咖喱香茅猪扒饭，支持支付宝、八达通；定位为一天中的正餐</w:t>
+              <w:t xml:space="preserve">15:15</w:t>
+            </w:r>
+          </w:p>
+        </w:tc>
+        <w:tc>
+          <w:tcPr>
+            <w:tcW w:type="dxa" w:w="2256"/>
+            <w:tcBorders>
+              <w:top w:val="single" w:color="CCCCCC" w:sz="1"/>
+              <w:left w:val="single" w:color="CCCCCC" w:sz="1"/>
+              <w:bottom w:val="single" w:color="CCCCCC" w:sz="1"/>
+              <w:right w:val="single" w:color="CCCCCC" w:sz="1"/>
+            </w:tcBorders>
+            <w:tcMar>
+              <w:top w:type="dxa" w:w="80"/>
+              <w:left w:type="dxa" w:w="120"/>
+              <w:bottom w:type="dxa" w:w="80"/>
+              <w:right w:type="dxa" w:w="120"/>
+            </w:tcMar>
+          </w:tcPr>
+          <w:p>
+            <w:r>
+              <w:rPr>
+                <w:rFonts w:ascii="Arial" w:eastAsia="Microsoft YaHei"/>
+              </w:rPr>
+              <w:t xml:space="preserve">油麻地果栏</w:t>
+            </w:r>
+          </w:p>
+        </w:tc>
+        <w:tc>
+          <w:tcPr>
+            <w:tcW w:type="dxa" w:w="2256"/>
+            <w:tcBorders>
+              <w:top w:val="single" w:color="CCCCCC" w:sz="1"/>
+              <w:left w:val="single" w:color="CCCCCC" w:sz="1"/>
+              <w:bottom w:val="single" w:color="CCCCCC" w:sz="1"/>
+              <w:right w:val="single" w:color="CCCCCC" w:sz="1"/>
+            </w:tcBorders>
+            <w:tcMar>
+              <w:top w:type="dxa" w:w="80"/>
+              <w:left w:type="dxa" w:w="120"/>
+              <w:bottom w:type="dxa" w:w="80"/>
+              <w:right w:type="dxa" w:w="120"/>
+            </w:tcMar>
+          </w:tcPr>
+          <w:p>
+            <w:r>
+              <w:rPr>
+                <w:rFonts w:ascii="Arial" w:eastAsia="Microsoft YaHei"/>
+              </w:rPr>
+              <w:t xml:space="preserve">景（备选）</w:t>
+            </w:r>
+          </w:p>
+        </w:tc>
+        <w:tc>
+          <w:tcPr>
+            <w:tcW w:type="dxa" w:w="2256"/>
+            <w:tcBorders>
+              <w:top w:val="single" w:color="CCCCCC" w:sz="1"/>
+              <w:left w:val="single" w:color="CCCCCC" w:sz="1"/>
+              <w:bottom w:val="single" w:color="CCCCCC" w:sz="1"/>
+              <w:right w:val="single" w:color="CCCCCC" w:sz="1"/>
+            </w:tcBorders>
+            <w:tcMar>
+              <w:top w:type="dxa" w:w="80"/>
+              <w:left w:type="dxa" w:w="120"/>
+              <w:bottom w:type="dxa" w:w="80"/>
+              <w:right w:type="dxa" w:w="120"/>
+            </w:tcMar>
+          </w:tcPr>
+          <w:p>
+            <w:r>
+              <w:rPr>
+                <w:rFonts w:ascii="Arial" w:eastAsia="Microsoft YaHei"/>
+              </w:rPr>
+              <w:t xml:space="preserve">百年水果批发市场、小吃水果。真正热闹在凌晨/清晨，白天偏空可舍</w:t>
             </w:r>
           </w:p>
         </w:tc>
@@ -830,82 +830,82 @@
               <w:rPr>
                 <w:rFonts w:ascii="Arial" w:eastAsia="Microsoft YaHei"/>
               </w:rPr>
-              <w:t xml:space="preserve">17:15</w:t>
-            </w:r>
-          </w:p>
-        </w:tc>
-        <w:tc>
-          <w:tcPr>
-            <w:tcW w:type="dxa" w:w="2256"/>
-            <w:tcBorders>
-              <w:top w:val="single" w:color="CCCCCC" w:sz="1"/>
-              <w:left w:val="single" w:color="CCCCCC" w:sz="1"/>
-              <w:bottom w:val="single" w:color="CCCCCC" w:sz="1"/>
-              <w:right w:val="single" w:color="CCCCCC" w:sz="1"/>
-            </w:tcBorders>
-            <w:tcMar>
-              <w:top w:type="dxa" w:w="80"/>
-              <w:left w:type="dxa" w:w="120"/>
-              <w:bottom w:type="dxa" w:w="80"/>
-              <w:right w:type="dxa" w:w="120"/>
-            </w:tcMar>
-          </w:tcPr>
-          <w:p>
-            <w:r>
-              <w:rPr>
-                <w:rFonts w:ascii="Arial" w:eastAsia="Microsoft YaHei"/>
-              </w:rPr>
-              <w:t xml:space="preserve">Don Don Donki</w:t>
-            </w:r>
-          </w:p>
-        </w:tc>
-        <w:tc>
-          <w:tcPr>
-            <w:tcW w:type="dxa" w:w="2256"/>
-            <w:tcBorders>
-              <w:top w:val="single" w:color="CCCCCC" w:sz="1"/>
-              <w:left w:val="single" w:color="CCCCCC" w:sz="1"/>
-              <w:bottom w:val="single" w:color="CCCCCC" w:sz="1"/>
-              <w:right w:val="single" w:color="CCCCCC" w:sz="1"/>
-            </w:tcBorders>
-            <w:tcMar>
-              <w:top w:type="dxa" w:w="80"/>
-              <w:left w:type="dxa" w:w="120"/>
-              <w:bottom w:type="dxa" w:w="80"/>
-              <w:right w:type="dxa" w:w="120"/>
-            </w:tcMar>
-          </w:tcPr>
-          <w:p>
-            <w:r>
-              <w:rPr>
-                <w:rFonts w:ascii="Arial" w:eastAsia="Microsoft YaHei"/>
-              </w:rPr>
-              <w:t xml:space="preserve">买（待核实）</w:t>
-            </w:r>
-          </w:p>
-        </w:tc>
-        <w:tc>
-          <w:tcPr>
-            <w:tcW w:type="dxa" w:w="2256"/>
-            <w:tcBorders>
-              <w:top w:val="single" w:color="CCCCCC" w:sz="1"/>
-              <w:left w:val="single" w:color="CCCCCC" w:sz="1"/>
-              <w:bottom w:val="single" w:color="CCCCCC" w:sz="1"/>
-              <w:right w:val="single" w:color="CCCCCC" w:sz="1"/>
-            </w:tcBorders>
-            <w:tcMar>
-              <w:top w:type="dxa" w:w="80"/>
-              <w:left w:type="dxa" w:w="120"/>
-              <w:bottom w:type="dxa" w:w="80"/>
-              <w:right w:type="dxa" w:w="120"/>
-            </w:tcMar>
-          </w:tcPr>
-          <w:p>
-            <w:r>
-              <w:rPr>
-                <w:rFonts w:ascii="Arial" w:eastAsia="Microsoft YaHei"/>
-              </w:rPr>
-              <w:t xml:space="preserve">原稿"尖沙咀站/旺角站E1出口"矛盾，出发前确认到底哪家店、是否顺路</w:t>
+              <w:t xml:space="preserve">16:00</w:t>
+            </w:r>
+          </w:p>
+        </w:tc>
+        <w:tc>
+          <w:tcPr>
+            <w:tcW w:type="dxa" w:w="2256"/>
+            <w:tcBorders>
+              <w:top w:val="single" w:color="CCCCCC" w:sz="1"/>
+              <w:left w:val="single" w:color="CCCCCC" w:sz="1"/>
+              <w:bottom w:val="single" w:color="CCCCCC" w:sz="1"/>
+              <w:right w:val="single" w:color="CCCCCC" w:sz="1"/>
+            </w:tcBorders>
+            <w:tcMar>
+              <w:top w:type="dxa" w:w="80"/>
+              <w:left w:type="dxa" w:w="120"/>
+              <w:bottom w:type="dxa" w:w="80"/>
+              <w:right w:type="dxa" w:w="120"/>
+            </w:tcMar>
+          </w:tcPr>
+          <w:p>
+            <w:r>
+              <w:rPr>
+                <w:rFonts w:ascii="Arial" w:eastAsia="Microsoft YaHei"/>
+              </w:rPr>
+              <w:t xml:space="preserve">油麻地 → 尖沙咀</w:t>
+            </w:r>
+          </w:p>
+        </w:tc>
+        <w:tc>
+          <w:tcPr>
+            <w:tcW w:type="dxa" w:w="2256"/>
+            <w:tcBorders>
+              <w:top w:val="single" w:color="CCCCCC" w:sz="1"/>
+              <w:left w:val="single" w:color="CCCCCC" w:sz="1"/>
+              <w:bottom w:val="single" w:color="CCCCCC" w:sz="1"/>
+              <w:right w:val="single" w:color="CCCCCC" w:sz="1"/>
+            </w:tcBorders>
+            <w:tcMar>
+              <w:top w:type="dxa" w:w="80"/>
+              <w:left w:type="dxa" w:w="120"/>
+              <w:bottom w:type="dxa" w:w="80"/>
+              <w:right w:type="dxa" w:w="120"/>
+            </w:tcMar>
+          </w:tcPr>
+          <w:p>
+            <w:r>
+              <w:rPr>
+                <w:rFonts w:ascii="Arial" w:eastAsia="Microsoft YaHei"/>
+              </w:rPr>
+              <w:t xml:space="preserve">交通</w:t>
+            </w:r>
+          </w:p>
+        </w:tc>
+        <w:tc>
+          <w:tcPr>
+            <w:tcW w:type="dxa" w:w="2256"/>
+            <w:tcBorders>
+              <w:top w:val="single" w:color="CCCCCC" w:sz="1"/>
+              <w:left w:val="single" w:color="CCCCCC" w:sz="1"/>
+              <w:bottom w:val="single" w:color="CCCCCC" w:sz="1"/>
+              <w:right w:val="single" w:color="CCCCCC" w:sz="1"/>
+            </w:tcBorders>
+            <w:tcMar>
+              <w:top w:type="dxa" w:w="80"/>
+              <w:left w:type="dxa" w:w="120"/>
+              <w:bottom w:type="dxa" w:w="80"/>
+              <w:right w:type="dxa" w:w="120"/>
+            </w:tcMar>
+          </w:tcPr>
+          <w:p>
+            <w:r>
+              <w:rPr>
+                <w:rFonts w:ascii="Arial" w:eastAsia="Microsoft YaHei"/>
+              </w:rPr>
+              <w:t xml:space="preserve">沿弥敦道南下，港铁佐敦/油麻地→尖沙咀约 10 分钟</w:t>
             </w:r>
           </w:p>
         </w:tc>
@@ -935,82 +935,82 @@
               <w:rPr>
                 <w:rFonts w:ascii="Arial" w:eastAsia="Microsoft YaHei"/>
               </w:rPr>
-              <w:t xml:space="preserve">18:15</w:t>
-            </w:r>
-          </w:p>
-        </w:tc>
-        <w:tc>
-          <w:tcPr>
-            <w:tcW w:type="dxa" w:w="2256"/>
-            <w:tcBorders>
-              <w:top w:val="single" w:color="CCCCCC" w:sz="1"/>
-              <w:left w:val="single" w:color="CCCCCC" w:sz="1"/>
-              <w:bottom w:val="single" w:color="CCCCCC" w:sz="1"/>
-              <w:right w:val="single" w:color="CCCCCC" w:sz="1"/>
-            </w:tcBorders>
-            <w:tcMar>
-              <w:top w:type="dxa" w:w="80"/>
-              <w:left w:type="dxa" w:w="120"/>
-              <w:bottom w:type="dxa" w:w="80"/>
-              <w:right w:type="dxa" w:w="120"/>
-            </w:tcMar>
-          </w:tcPr>
-          <w:p>
-            <w:r>
-              <w:rPr>
-                <w:rFonts w:ascii="Arial" w:eastAsia="Microsoft YaHei"/>
-              </w:rPr>
-              <w:t xml:space="preserve">尖沙咀 · 星光大道</w:t>
-            </w:r>
-          </w:p>
-        </w:tc>
-        <w:tc>
-          <w:tcPr>
-            <w:tcW w:type="dxa" w:w="2256"/>
-            <w:tcBorders>
-              <w:top w:val="single" w:color="CCCCCC" w:sz="1"/>
-              <w:left w:val="single" w:color="CCCCCC" w:sz="1"/>
-              <w:bottom w:val="single" w:color="CCCCCC" w:sz="1"/>
-              <w:right w:val="single" w:color="CCCCCC" w:sz="1"/>
-            </w:tcBorders>
-            <w:tcMar>
-              <w:top w:type="dxa" w:w="80"/>
-              <w:left w:type="dxa" w:w="120"/>
-              <w:bottom w:type="dxa" w:w="80"/>
-              <w:right w:type="dxa" w:w="120"/>
-            </w:tcMar>
-          </w:tcPr>
-          <w:p>
-            <w:r>
-              <w:rPr>
-                <w:rFonts w:ascii="Arial" w:eastAsia="Microsoft YaHei"/>
-              </w:rPr>
-              <w:t xml:space="preserve">景</w:t>
-            </w:r>
-          </w:p>
-        </w:tc>
-        <w:tc>
-          <w:tcPr>
-            <w:tcW w:type="dxa" w:w="2256"/>
-            <w:tcBorders>
-              <w:top w:val="single" w:color="CCCCCC" w:sz="1"/>
-              <w:left w:val="single" w:color="CCCCCC" w:sz="1"/>
-              <w:bottom w:val="single" w:color="CCCCCC" w:sz="1"/>
-              <w:right w:val="single" w:color="CCCCCC" w:sz="1"/>
-            </w:tcBorders>
-            <w:tcMar>
-              <w:top w:type="dxa" w:w="80"/>
-              <w:left w:type="dxa" w:w="120"/>
-              <w:bottom w:type="dxa" w:w="80"/>
-              <w:right w:type="dxa" w:w="120"/>
-            </w:tcMar>
-          </w:tcPr>
-          <w:p>
-            <w:r>
-              <w:rPr>
-                <w:rFonts w:ascii="Arial" w:eastAsia="Microsoft YaHei"/>
-              </w:rPr>
-              <w:t xml:space="preserve">麦兜、梅艳芳雕像；九龙公园东侧长廊漫画雕塑；维港夜景、"幻彩咏香江"20:00（约 15–20 分钟）</w:t>
+              <w:t xml:space="preserve">16:15</w:t>
+            </w:r>
+          </w:p>
+        </w:tc>
+        <w:tc>
+          <w:tcPr>
+            <w:tcW w:type="dxa" w:w="2256"/>
+            <w:tcBorders>
+              <w:top w:val="single" w:color="CCCCCC" w:sz="1"/>
+              <w:left w:val="single" w:color="CCCCCC" w:sz="1"/>
+              <w:bottom w:val="single" w:color="CCCCCC" w:sz="1"/>
+              <w:right w:val="single" w:color="CCCCCC" w:sz="1"/>
+            </w:tcBorders>
+            <w:tcMar>
+              <w:top w:type="dxa" w:w="80"/>
+              <w:left w:type="dxa" w:w="120"/>
+              <w:bottom w:type="dxa" w:w="80"/>
+              <w:right w:type="dxa" w:w="120"/>
+            </w:tcMar>
+          </w:tcPr>
+          <w:p>
+            <w:r>
+              <w:rPr>
+                <w:rFonts w:ascii="Arial" w:eastAsia="Microsoft YaHei"/>
+              </w:rPr>
+              <w:t xml:space="preserve">Don Don Donki 尖沙咀店</w:t>
+            </w:r>
+          </w:p>
+        </w:tc>
+        <w:tc>
+          <w:tcPr>
+            <w:tcW w:type="dxa" w:w="2256"/>
+            <w:tcBorders>
+              <w:top w:val="single" w:color="CCCCCC" w:sz="1"/>
+              <w:left w:val="single" w:color="CCCCCC" w:sz="1"/>
+              <w:bottom w:val="single" w:color="CCCCCC" w:sz="1"/>
+              <w:right w:val="single" w:color="CCCCCC" w:sz="1"/>
+            </w:tcBorders>
+            <w:tcMar>
+              <w:top w:type="dxa" w:w="80"/>
+              <w:left w:type="dxa" w:w="120"/>
+              <w:bottom w:type="dxa" w:w="80"/>
+              <w:right w:type="dxa" w:w="120"/>
+            </w:tcMar>
+          </w:tcPr>
+          <w:p>
+            <w:r>
+              <w:rPr>
+                <w:rFonts w:ascii="Arial" w:eastAsia="Microsoft YaHei"/>
+              </w:rPr>
+              <w:t xml:space="preserve">买</w:t>
+            </w:r>
+          </w:p>
+        </w:tc>
+        <w:tc>
+          <w:tcPr>
+            <w:tcW w:type="dxa" w:w="2256"/>
+            <w:tcBorders>
+              <w:top w:val="single" w:color="CCCCCC" w:sz="1"/>
+              <w:left w:val="single" w:color="CCCCCC" w:sz="1"/>
+              <w:bottom w:val="single" w:color="CCCCCC" w:sz="1"/>
+              <w:right w:val="single" w:color="CCCCCC" w:sz="1"/>
+            </w:tcBorders>
+            <w:tcMar>
+              <w:top w:type="dxa" w:w="80"/>
+              <w:left w:type="dxa" w:w="120"/>
+              <w:bottom w:type="dxa" w:w="80"/>
+              <w:right w:type="dxa" w:w="120"/>
+            </w:tcMar>
+          </w:tcPr>
+          <w:p>
+            <w:r>
+              <w:rPr>
+                <w:rFonts w:ascii="Arial" w:eastAsia="Microsoft YaHei"/>
+              </w:rPr>
+              <w:t xml:space="preserve">日本零食、美妆、熟食，一站买齐</w:t>
             </w:r>
           </w:p>
         </w:tc>
@@ -1040,82 +1040,82 @@
               <w:rPr>
                 <w:rFonts w:ascii="Arial" w:eastAsia="Microsoft YaHei"/>
               </w:rPr>
-              <w:t xml:space="preserve">21:00</w:t>
-            </w:r>
-          </w:p>
-        </w:tc>
-        <w:tc>
-          <w:tcPr>
-            <w:tcW w:type="dxa" w:w="2256"/>
-            <w:tcBorders>
-              <w:top w:val="single" w:color="CCCCCC" w:sz="1"/>
-              <w:left w:val="single" w:color="CCCCCC" w:sz="1"/>
-              <w:bottom w:val="single" w:color="CCCCCC" w:sz="1"/>
-              <w:right w:val="single" w:color="CCCCCC" w:sz="1"/>
-            </w:tcBorders>
-            <w:tcMar>
-              <w:top w:type="dxa" w:w="80"/>
-              <w:left w:type="dxa" w:w="120"/>
-              <w:bottom w:type="dxa" w:w="80"/>
-              <w:right w:type="dxa" w:w="120"/>
-            </w:tcMar>
-          </w:tcPr>
-          <w:p>
-            <w:r>
-              <w:rPr>
-                <w:rFonts w:ascii="Arial" w:eastAsia="Microsoft YaHei"/>
-              </w:rPr>
-              <w:t xml:space="preserve">尖沙咀 → 西九龙</w:t>
-            </w:r>
-          </w:p>
-        </w:tc>
-        <w:tc>
-          <w:tcPr>
-            <w:tcW w:type="dxa" w:w="2256"/>
-            <w:tcBorders>
-              <w:top w:val="single" w:color="CCCCCC" w:sz="1"/>
-              <w:left w:val="single" w:color="CCCCCC" w:sz="1"/>
-              <w:bottom w:val="single" w:color="CCCCCC" w:sz="1"/>
-              <w:right w:val="single" w:color="CCCCCC" w:sz="1"/>
-            </w:tcBorders>
-            <w:tcMar>
-              <w:top w:type="dxa" w:w="80"/>
-              <w:left w:type="dxa" w:w="120"/>
-              <w:bottom w:type="dxa" w:w="80"/>
-              <w:right w:type="dxa" w:w="120"/>
-            </w:tcMar>
-          </w:tcPr>
-          <w:p>
-            <w:r>
-              <w:rPr>
-                <w:rFonts w:ascii="Arial" w:eastAsia="Microsoft YaHei"/>
-              </w:rPr>
-              <w:t xml:space="preserve">返程</w:t>
-            </w:r>
-          </w:p>
-        </w:tc>
-        <w:tc>
-          <w:tcPr>
-            <w:tcW w:type="dxa" w:w="2256"/>
-            <w:tcBorders>
-              <w:top w:val="single" w:color="CCCCCC" w:sz="1"/>
-              <w:left w:val="single" w:color="CCCCCC" w:sz="1"/>
-              <w:bottom w:val="single" w:color="CCCCCC" w:sz="1"/>
-              <w:right w:val="single" w:color="CCCCCC" w:sz="1"/>
-            </w:tcBorders>
-            <w:tcMar>
-              <w:top w:type="dxa" w:w="80"/>
-              <w:left w:type="dxa" w:w="120"/>
-              <w:bottom w:type="dxa" w:w="80"/>
-              <w:right w:type="dxa" w:w="120"/>
-            </w:tcMar>
-          </w:tcPr>
-          <w:p>
-            <w:r>
-              <w:rPr>
-                <w:rFonts w:ascii="Arial" w:eastAsia="Microsoft YaHei"/>
-              </w:rPr>
-              <w:t xml:space="preserve">看完夜景与灯光秀从容返程，港铁约 10 分钟到柯士甸/西九龙</w:t>
+              <w:t xml:space="preserve">17:30</w:t>
+            </w:r>
+          </w:p>
+        </w:tc>
+        <w:tc>
+          <w:tcPr>
+            <w:tcW w:type="dxa" w:w="2256"/>
+            <w:tcBorders>
+              <w:top w:val="single" w:color="CCCCCC" w:sz="1"/>
+              <w:left w:val="single" w:color="CCCCCC" w:sz="1"/>
+              <w:bottom w:val="single" w:color="CCCCCC" w:sz="1"/>
+              <w:right w:val="single" w:color="CCCCCC" w:sz="1"/>
+            </w:tcBorders>
+            <w:tcMar>
+              <w:top w:type="dxa" w:w="80"/>
+              <w:left w:type="dxa" w:w="120"/>
+              <w:bottom w:type="dxa" w:w="80"/>
+              <w:right w:type="dxa" w:w="120"/>
+            </w:tcMar>
+          </w:tcPr>
+          <w:p>
+            <w:r>
+              <w:rPr>
+                <w:rFonts w:ascii="Arial" w:eastAsia="Microsoft YaHei"/>
+              </w:rPr>
+              <w:t xml:space="preserve">尖沙咀 · 星光大道</w:t>
+            </w:r>
+          </w:p>
+        </w:tc>
+        <w:tc>
+          <w:tcPr>
+            <w:tcW w:type="dxa" w:w="2256"/>
+            <w:tcBorders>
+              <w:top w:val="single" w:color="CCCCCC" w:sz="1"/>
+              <w:left w:val="single" w:color="CCCCCC" w:sz="1"/>
+              <w:bottom w:val="single" w:color="CCCCCC" w:sz="1"/>
+              <w:right w:val="single" w:color="CCCCCC" w:sz="1"/>
+            </w:tcBorders>
+            <w:tcMar>
+              <w:top w:type="dxa" w:w="80"/>
+              <w:left w:type="dxa" w:w="120"/>
+              <w:bottom w:type="dxa" w:w="80"/>
+              <w:right w:type="dxa" w:w="120"/>
+            </w:tcMar>
+          </w:tcPr>
+          <w:p>
+            <w:r>
+              <w:rPr>
+                <w:rFonts w:ascii="Arial" w:eastAsia="Microsoft YaHei"/>
+              </w:rPr>
+              <w:t xml:space="preserve">景</w:t>
+            </w:r>
+          </w:p>
+        </w:tc>
+        <w:tc>
+          <w:tcPr>
+            <w:tcW w:type="dxa" w:w="2256"/>
+            <w:tcBorders>
+              <w:top w:val="single" w:color="CCCCCC" w:sz="1"/>
+              <w:left w:val="single" w:color="CCCCCC" w:sz="1"/>
+              <w:bottom w:val="single" w:color="CCCCCC" w:sz="1"/>
+              <w:right w:val="single" w:color="CCCCCC" w:sz="1"/>
+            </w:tcBorders>
+            <w:tcMar>
+              <w:top w:type="dxa" w:w="80"/>
+              <w:left w:type="dxa" w:w="120"/>
+              <w:bottom w:type="dxa" w:w="80"/>
+              <w:right w:type="dxa" w:w="120"/>
+            </w:tcMar>
+          </w:tcPr>
+          <w:p>
+            <w:r>
+              <w:rPr>
+                <w:rFonts w:ascii="Arial" w:eastAsia="Microsoft YaHei"/>
+              </w:rPr>
+              <w:t xml:space="preserve">麦兜、梅艳芳雕像；九龙公园东侧漫画雕塑；维港夜景、20:00「幻彩咏香江」</w:t>
             </w:r>
           </w:p>
         </w:tc>
@@ -1145,32 +1145,32 @@
               <w:rPr>
                 <w:rFonts w:ascii="Arial" w:eastAsia="Microsoft YaHei"/>
               </w:rPr>
-              <w:t xml:space="preserve">21:26 前</w:t>
-            </w:r>
-          </w:p>
-        </w:tc>
-        <w:tc>
-          <w:tcPr>
-            <w:tcW w:type="dxa" w:w="2256"/>
-            <w:tcBorders>
-              <w:top w:val="single" w:color="CCCCCC" w:sz="1"/>
-              <w:left w:val="single" w:color="CCCCCC" w:sz="1"/>
-              <w:bottom w:val="single" w:color="CCCCCC" w:sz="1"/>
-              <w:right w:val="single" w:color="CCCCCC" w:sz="1"/>
-            </w:tcBorders>
-            <w:tcMar>
-              <w:top w:type="dxa" w:w="80"/>
-              <w:left w:type="dxa" w:w="120"/>
-              <w:bottom w:type="dxa" w:w="80"/>
-              <w:right w:type="dxa" w:w="120"/>
-            </w:tcMar>
-          </w:tcPr>
-          <w:p>
-            <w:r>
-              <w:rPr>
-                <w:rFonts w:ascii="Arial" w:eastAsia="Microsoft YaHei"/>
-              </w:rPr>
-              <w:t xml:space="preserve">抵达西九龙站</w:t>
+              <w:t xml:space="preserve">21:00</w:t>
+            </w:r>
+          </w:p>
+        </w:tc>
+        <w:tc>
+          <w:tcPr>
+            <w:tcW w:type="dxa" w:w="2256"/>
+            <w:tcBorders>
+              <w:top w:val="single" w:color="CCCCCC" w:sz="1"/>
+              <w:left w:val="single" w:color="CCCCCC" w:sz="1"/>
+              <w:bottom w:val="single" w:color="CCCCCC" w:sz="1"/>
+              <w:right w:val="single" w:color="CCCCCC" w:sz="1"/>
+            </w:tcBorders>
+            <w:tcMar>
+              <w:top w:type="dxa" w:w="80"/>
+              <w:left w:type="dxa" w:w="120"/>
+              <w:bottom w:type="dxa" w:w="80"/>
+              <w:right w:type="dxa" w:w="120"/>
+            </w:tcMar>
+          </w:tcPr>
+          <w:p>
+            <w:r>
+              <w:rPr>
+                <w:rFonts w:ascii="Arial" w:eastAsia="Microsoft YaHei"/>
+              </w:rPr>
+              <w:t xml:space="preserve">尖沙咀 → 西九龙</w:t>
             </w:r>
           </w:p>
         </w:tc>
@@ -1220,7 +1220,7 @@
               <w:rPr>
                 <w:rFonts w:ascii="Arial" w:eastAsia="Microsoft YaHei"/>
               </w:rPr>
-              <w:t xml:space="preserve">距发车约留 60 分钟出关+安检，10 月客流高峰勿卡点</w:t>
+              <w:t xml:space="preserve">看完夜景与灯光秀从容返程，港铁约 10 分钟</w:t>
             </w:r>
           </w:p>
         </w:tc>
@@ -1325,7 +1325,7 @@
               <w:rPr>
                 <w:rFonts w:ascii="Arial" w:eastAsia="Microsoft YaHei"/>
               </w:rPr>
-              <w:t xml:space="preserve">西九龙 22:26 发车（已确认）</w:t>
+              <w:t xml:space="preserve">西九龙 22:26 发车；建议 21:26 前到站留出关安检</w:t>
             </w:r>
           </w:p>
         </w:tc>
@@ -1344,7 +1344,7 @@
         <w:rPr>
           <w:rFonts w:ascii="Arial" w:eastAsia="Microsoft YaHei"/>
         </w:rPr>
-        <w:t xml:space="preserve">Day 2（10.2）中环 + 坚尼地城 + 太平山顶</w:t>
+        <w:t xml:space="preserve">Day 2（10.2）中环 + 天星小轮 + 太平山顶</w:t>
       </w:r>
     </w:p>
     <w:p>
@@ -1356,7 +1356,7 @@
         <w:rPr>
           <w:rFonts w:ascii="Arial" w:eastAsia="Microsoft YaHei"/>
         </w:rPr>
-        <w:t xml:space="preserve">路线：西九龙 → 中环 → 坚尼地城 → 太平山顶 → 返程。原稿标题含"坚尼地城"但正文未安排，本表在午后至上山前补入这一段。</w:t>
+        <w:t xml:space="preserve">路线：西九龙 → 中环 → 天星小轮往返尖沙咀 → 太平山顶 → 返程。已去掉坚尼地城，空出的下午用天星小轮维港体验 + 尖沙咀午餐填充；山顶只走免费的卢吉道，不进蜡像馆、不登收费摩天台。</w:t>
       </w:r>
     </w:p>
     <w:tbl>
@@ -1956,57 +1956,57 @@
               <w:rPr>
                 <w:rFonts w:ascii="Arial" w:eastAsia="Microsoft YaHei"/>
               </w:rPr>
-              <w:t xml:space="preserve">中环 → 坚尼地城</w:t>
-            </w:r>
-          </w:p>
-        </w:tc>
-        <w:tc>
-          <w:tcPr>
-            <w:tcW w:type="dxa" w:w="2256"/>
-            <w:tcBorders>
-              <w:top w:val="single" w:color="CCCCCC" w:sz="1"/>
-              <w:left w:val="single" w:color="CCCCCC" w:sz="1"/>
-              <w:bottom w:val="single" w:color="CCCCCC" w:sz="1"/>
-              <w:right w:val="single" w:color="CCCCCC" w:sz="1"/>
-            </w:tcBorders>
-            <w:tcMar>
-              <w:top w:type="dxa" w:w="80"/>
-              <w:left w:type="dxa" w:w="120"/>
-              <w:bottom w:type="dxa" w:w="80"/>
-              <w:right w:type="dxa" w:w="120"/>
-            </w:tcMar>
-          </w:tcPr>
-          <w:p>
-            <w:r>
-              <w:rPr>
-                <w:rFonts w:ascii="Arial" w:eastAsia="Microsoft YaHei"/>
-              </w:rPr>
-              <w:t xml:space="preserve">交通</w:t>
-            </w:r>
-          </w:p>
-        </w:tc>
-        <w:tc>
-          <w:tcPr>
-            <w:tcW w:type="dxa" w:w="2256"/>
-            <w:tcBorders>
-              <w:top w:val="single" w:color="CCCCCC" w:sz="1"/>
-              <w:left w:val="single" w:color="CCCCCC" w:sz="1"/>
-              <w:bottom w:val="single" w:color="CCCCCC" w:sz="1"/>
-              <w:right w:val="single" w:color="CCCCCC" w:sz="1"/>
-            </w:tcBorders>
-            <w:tcMar>
-              <w:top w:type="dxa" w:w="80"/>
-              <w:left w:type="dxa" w:w="120"/>
-              <w:bottom w:type="dxa" w:w="80"/>
-              <w:right w:type="dxa" w:w="120"/>
-            </w:tcMar>
-          </w:tcPr>
-          <w:p>
-            <w:r>
-              <w:rPr>
-                <w:rFonts w:ascii="Arial" w:eastAsia="Microsoft YaHei"/>
-              </w:rPr>
-              <w:t xml:space="preserve">港岛线或叮叮车，约 20–30 分钟</w:t>
+              <w:t xml:space="preserve">天星小轮 中环 → 尖沙咀</w:t>
+            </w:r>
+          </w:p>
+        </w:tc>
+        <w:tc>
+          <w:tcPr>
+            <w:tcW w:type="dxa" w:w="2256"/>
+            <w:tcBorders>
+              <w:top w:val="single" w:color="CCCCCC" w:sz="1"/>
+              <w:left w:val="single" w:color="CCCCCC" w:sz="1"/>
+              <w:bottom w:val="single" w:color="CCCCCC" w:sz="1"/>
+              <w:right w:val="single" w:color="CCCCCC" w:sz="1"/>
+            </w:tcBorders>
+            <w:tcMar>
+              <w:top w:type="dxa" w:w="80"/>
+              <w:left w:type="dxa" w:w="120"/>
+              <w:bottom w:type="dxa" w:w="80"/>
+              <w:right w:type="dxa" w:w="120"/>
+            </w:tcMar>
+          </w:tcPr>
+          <w:p>
+            <w:r>
+              <w:rPr>
+                <w:rFonts w:ascii="Arial" w:eastAsia="Microsoft YaHei"/>
+              </w:rPr>
+              <w:t xml:space="preserve">景</w:t>
+            </w:r>
+          </w:p>
+        </w:tc>
+        <w:tc>
+          <w:tcPr>
+            <w:tcW w:type="dxa" w:w="2256"/>
+            <w:tcBorders>
+              <w:top w:val="single" w:color="CCCCCC" w:sz="1"/>
+              <w:left w:val="single" w:color="CCCCCC" w:sz="1"/>
+              <w:bottom w:val="single" w:color="CCCCCC" w:sz="1"/>
+              <w:right w:val="single" w:color="CCCCCC" w:sz="1"/>
+            </w:tcBorders>
+            <w:tcMar>
+              <w:top w:type="dxa" w:w="80"/>
+              <w:left w:type="dxa" w:w="120"/>
+              <w:bottom w:type="dxa" w:w="80"/>
+              <w:right w:type="dxa" w:w="120"/>
+            </w:tcMar>
+          </w:tcPr>
+          <w:p>
+            <w:r>
+              <w:rPr>
+                <w:rFonts w:ascii="Arial" w:eastAsia="Microsoft YaHei"/>
+              </w:rPr>
+              <w:t xml:space="preserve">上层看维港最好，航程约 7–10 分钟、班次密、八达通即可，是廉价又经典的维港体验</w:t>
             </w:r>
           </w:p>
         </w:tc>
@@ -2036,82 +2036,82 @@
               <w:rPr>
                 <w:rFonts w:ascii="Arial" w:eastAsia="Microsoft YaHei"/>
               </w:rPr>
-              <w:t xml:space="preserve">12:15</w:t>
-            </w:r>
-          </w:p>
-        </w:tc>
-        <w:tc>
-          <w:tcPr>
-            <w:tcW w:type="dxa" w:w="2256"/>
-            <w:tcBorders>
-              <w:top w:val="single" w:color="CCCCCC" w:sz="1"/>
-              <w:left w:val="single" w:color="CCCCCC" w:sz="1"/>
-              <w:bottom w:val="single" w:color="CCCCCC" w:sz="1"/>
-              <w:right w:val="single" w:color="CCCCCC" w:sz="1"/>
-            </w:tcBorders>
-            <w:tcMar>
-              <w:top w:type="dxa" w:w="80"/>
-              <w:left w:type="dxa" w:w="120"/>
-              <w:bottom w:type="dxa" w:w="80"/>
-              <w:right w:type="dxa" w:w="120"/>
-            </w:tcMar>
-          </w:tcPr>
-          <w:p>
-            <w:r>
-              <w:rPr>
-                <w:rFonts w:ascii="Arial" w:eastAsia="Microsoft YaHei"/>
-              </w:rPr>
-              <w:t xml:space="preserve">坚尼地城</w:t>
-            </w:r>
-          </w:p>
-        </w:tc>
-        <w:tc>
-          <w:tcPr>
-            <w:tcW w:type="dxa" w:w="2256"/>
-            <w:tcBorders>
-              <w:top w:val="single" w:color="CCCCCC" w:sz="1"/>
-              <w:left w:val="single" w:color="CCCCCC" w:sz="1"/>
-              <w:bottom w:val="single" w:color="CCCCCC" w:sz="1"/>
-              <w:right w:val="single" w:color="CCCCCC" w:sz="1"/>
-            </w:tcBorders>
-            <w:tcMar>
-              <w:top w:type="dxa" w:w="80"/>
-              <w:left w:type="dxa" w:w="120"/>
-              <w:bottom w:type="dxa" w:w="80"/>
-              <w:right w:type="dxa" w:w="120"/>
-            </w:tcMar>
-          </w:tcPr>
-          <w:p>
-            <w:r>
-              <w:rPr>
-                <w:rFonts w:ascii="Arial" w:eastAsia="Microsoft YaHei"/>
-              </w:rPr>
-              <w:t xml:space="preserve">景/食</w:t>
-            </w:r>
-          </w:p>
-        </w:tc>
-        <w:tc>
-          <w:tcPr>
-            <w:tcW w:type="dxa" w:w="2256"/>
-            <w:tcBorders>
-              <w:top w:val="single" w:color="CCCCCC" w:sz="1"/>
-              <w:left w:val="single" w:color="CCCCCC" w:sz="1"/>
-              <w:bottom w:val="single" w:color="CCCCCC" w:sz="1"/>
-              <w:right w:val="single" w:color="CCCCCC" w:sz="1"/>
-            </w:tcBorders>
-            <w:tcMar>
-              <w:top w:type="dxa" w:w="80"/>
-              <w:left w:type="dxa" w:w="120"/>
-              <w:bottom w:type="dxa" w:w="80"/>
-              <w:right w:type="dxa" w:w="120"/>
-            </w:tcMar>
-          </w:tcPr>
-          <w:p>
-            <w:r>
-              <w:rPr>
-                <w:rFonts w:ascii="Arial" w:eastAsia="Microsoft YaHei"/>
-              </w:rPr>
-              <w:t xml:space="preserve">海旁散步、咖啡、池畔餐厅，含午餐；港岛西岸日落机位</w:t>
+              <w:t xml:space="preserve">12:00</w:t>
+            </w:r>
+          </w:p>
+        </w:tc>
+        <w:tc>
+          <w:tcPr>
+            <w:tcW w:type="dxa" w:w="2256"/>
+            <w:tcBorders>
+              <w:top w:val="single" w:color="CCCCCC" w:sz="1"/>
+              <w:left w:val="single" w:color="CCCCCC" w:sz="1"/>
+              <w:bottom w:val="single" w:color="CCCCCC" w:sz="1"/>
+              <w:right w:val="single" w:color="CCCCCC" w:sz="1"/>
+            </w:tcBorders>
+            <w:tcMar>
+              <w:top w:type="dxa" w:w="80"/>
+              <w:left w:type="dxa" w:w="120"/>
+              <w:bottom w:type="dxa" w:w="80"/>
+              <w:right w:type="dxa" w:w="120"/>
+            </w:tcMar>
+          </w:tcPr>
+          <w:p>
+            <w:r>
+              <w:rPr>
+                <w:rFonts w:ascii="Arial" w:eastAsia="Microsoft YaHei"/>
+              </w:rPr>
+              <w:t xml:space="preserve">尖沙咀海旁 / 海港城</w:t>
+            </w:r>
+          </w:p>
+        </w:tc>
+        <w:tc>
+          <w:tcPr>
+            <w:tcW w:type="dxa" w:w="2256"/>
+            <w:tcBorders>
+              <w:top w:val="single" w:color="CCCCCC" w:sz="1"/>
+              <w:left w:val="single" w:color="CCCCCC" w:sz="1"/>
+              <w:bottom w:val="single" w:color="CCCCCC" w:sz="1"/>
+              <w:right w:val="single" w:color="CCCCCC" w:sz="1"/>
+            </w:tcBorders>
+            <w:tcMar>
+              <w:top w:type="dxa" w:w="80"/>
+              <w:left w:type="dxa" w:w="120"/>
+              <w:bottom w:type="dxa" w:w="80"/>
+              <w:right w:type="dxa" w:w="120"/>
+            </w:tcMar>
+          </w:tcPr>
+          <w:p>
+            <w:r>
+              <w:rPr>
+                <w:rFonts w:ascii="Arial" w:eastAsia="Microsoft YaHei"/>
+              </w:rPr>
+              <w:t xml:space="preserve">食</w:t>
+            </w:r>
+          </w:p>
+        </w:tc>
+        <w:tc>
+          <w:tcPr>
+            <w:tcW w:type="dxa" w:w="2256"/>
+            <w:tcBorders>
+              <w:top w:val="single" w:color="CCCCCC" w:sz="1"/>
+              <w:left w:val="single" w:color="CCCCCC" w:sz="1"/>
+              <w:bottom w:val="single" w:color="CCCCCC" w:sz="1"/>
+              <w:right w:val="single" w:color="CCCCCC" w:sz="1"/>
+            </w:tcBorders>
+            <w:tcMar>
+              <w:top w:type="dxa" w:w="80"/>
+              <w:left w:type="dxa" w:w="120"/>
+              <w:bottom w:type="dxa" w:w="80"/>
+              <w:right w:type="dxa" w:w="120"/>
+            </w:tcMar>
+          </w:tcPr>
+          <w:p>
+            <w:r>
+              <w:rPr>
+                <w:rFonts w:ascii="Arial" w:eastAsia="Microsoft YaHei"/>
+              </w:rPr>
+              <w:t xml:space="preserve">海边午餐、顺便逛海港城；约停留 1.5 小时</w:t>
             </w:r>
           </w:p>
         </w:tc>
@@ -2141,82 +2141,82 @@
               <w:rPr>
                 <w:rFonts w:ascii="Arial" w:eastAsia="Microsoft YaHei"/>
               </w:rPr>
-              <w:t xml:space="preserve">15:00</w:t>
-            </w:r>
-          </w:p>
-        </w:tc>
-        <w:tc>
-          <w:tcPr>
-            <w:tcW w:type="dxa" w:w="2256"/>
-            <w:tcBorders>
-              <w:top w:val="single" w:color="CCCCCC" w:sz="1"/>
-              <w:left w:val="single" w:color="CCCCCC" w:sz="1"/>
-              <w:bottom w:val="single" w:color="CCCCCC" w:sz="1"/>
-              <w:right w:val="single" w:color="CCCCCC" w:sz="1"/>
-            </w:tcBorders>
-            <w:tcMar>
-              <w:top w:type="dxa" w:w="80"/>
-              <w:left w:type="dxa" w:w="120"/>
-              <w:bottom w:type="dxa" w:w="80"/>
-              <w:right w:type="dxa" w:w="120"/>
-            </w:tcMar>
-          </w:tcPr>
-          <w:p>
-            <w:r>
-              <w:rPr>
-                <w:rFonts w:ascii="Arial" w:eastAsia="Microsoft YaHei"/>
-              </w:rPr>
-              <w:t xml:space="preserve">坚尼地城 → 中环</w:t>
-            </w:r>
-          </w:p>
-        </w:tc>
-        <w:tc>
-          <w:tcPr>
-            <w:tcW w:type="dxa" w:w="2256"/>
-            <w:tcBorders>
-              <w:top w:val="single" w:color="CCCCCC" w:sz="1"/>
-              <w:left w:val="single" w:color="CCCCCC" w:sz="1"/>
-              <w:bottom w:val="single" w:color="CCCCCC" w:sz="1"/>
-              <w:right w:val="single" w:color="CCCCCC" w:sz="1"/>
-            </w:tcBorders>
-            <w:tcMar>
-              <w:top w:type="dxa" w:w="80"/>
-              <w:left w:type="dxa" w:w="120"/>
-              <w:bottom w:type="dxa" w:w="80"/>
-              <w:right w:type="dxa" w:w="120"/>
-            </w:tcMar>
-          </w:tcPr>
-          <w:p>
-            <w:r>
-              <w:rPr>
-                <w:rFonts w:ascii="Arial" w:eastAsia="Microsoft YaHei"/>
-              </w:rPr>
-              <w:t xml:space="preserve">交通</w:t>
-            </w:r>
-          </w:p>
-        </w:tc>
-        <w:tc>
-          <w:tcPr>
-            <w:tcW w:type="dxa" w:w="2256"/>
-            <w:tcBorders>
-              <w:top w:val="single" w:color="CCCCCC" w:sz="1"/>
-              <w:left w:val="single" w:color="CCCCCC" w:sz="1"/>
-              <w:bottom w:val="single" w:color="CCCCCC" w:sz="1"/>
-              <w:right w:val="single" w:color="CCCCCC" w:sz="1"/>
-            </w:tcBorders>
-            <w:tcMar>
-              <w:top w:type="dxa" w:w="80"/>
-              <w:left w:type="dxa" w:w="120"/>
-              <w:bottom w:type="dxa" w:w="80"/>
-              <w:right w:type="dxa" w:w="120"/>
-            </w:tcMar>
-          </w:tcPr>
-          <w:p>
-            <w:r>
-              <w:rPr>
-                <w:rFonts w:ascii="Arial" w:eastAsia="Microsoft YaHei"/>
-              </w:rPr>
-              <w:t xml:space="preserve">折返中环，准备上山</w:t>
+              <w:t xml:space="preserve">13:45</w:t>
+            </w:r>
+          </w:p>
+        </w:tc>
+        <w:tc>
+          <w:tcPr>
+            <w:tcW w:type="dxa" w:w="2256"/>
+            <w:tcBorders>
+              <w:top w:val="single" w:color="CCCCCC" w:sz="1"/>
+              <w:left w:val="single" w:color="CCCCCC" w:sz="1"/>
+              <w:bottom w:val="single" w:color="CCCCCC" w:sz="1"/>
+              <w:right w:val="single" w:color="CCCCCC" w:sz="1"/>
+            </w:tcBorders>
+            <w:tcMar>
+              <w:top w:type="dxa" w:w="80"/>
+              <w:left w:type="dxa" w:w="120"/>
+              <w:bottom w:type="dxa" w:w="80"/>
+              <w:right w:type="dxa" w:w="120"/>
+            </w:tcMar>
+          </w:tcPr>
+          <w:p>
+            <w:r>
+              <w:rPr>
+                <w:rFonts w:ascii="Arial" w:eastAsia="Microsoft YaHei"/>
+              </w:rPr>
+              <w:t xml:space="preserve">天星小轮 尖沙咀 → 中环</w:t>
+            </w:r>
+          </w:p>
+        </w:tc>
+        <w:tc>
+          <w:tcPr>
+            <w:tcW w:type="dxa" w:w="2256"/>
+            <w:tcBorders>
+              <w:top w:val="single" w:color="CCCCCC" w:sz="1"/>
+              <w:left w:val="single" w:color="CCCCCC" w:sz="1"/>
+              <w:bottom w:val="single" w:color="CCCCCC" w:sz="1"/>
+              <w:right w:val="single" w:color="CCCCCC" w:sz="1"/>
+            </w:tcBorders>
+            <w:tcMar>
+              <w:top w:type="dxa" w:w="80"/>
+              <w:left w:type="dxa" w:w="120"/>
+              <w:bottom w:type="dxa" w:w="80"/>
+              <w:right w:type="dxa" w:w="120"/>
+            </w:tcMar>
+          </w:tcPr>
+          <w:p>
+            <w:r>
+              <w:rPr>
+                <w:rFonts w:ascii="Arial" w:eastAsia="Microsoft YaHei"/>
+              </w:rPr>
+              <w:t xml:space="preserve">景</w:t>
+            </w:r>
+          </w:p>
+        </w:tc>
+        <w:tc>
+          <w:tcPr>
+            <w:tcW w:type="dxa" w:w="2256"/>
+            <w:tcBorders>
+              <w:top w:val="single" w:color="CCCCCC" w:sz="1"/>
+              <w:left w:val="single" w:color="CCCCCC" w:sz="1"/>
+              <w:bottom w:val="single" w:color="CCCCCC" w:sz="1"/>
+              <w:right w:val="single" w:color="CCCCCC" w:sz="1"/>
+            </w:tcBorders>
+            <w:tcMar>
+              <w:top w:type="dxa" w:w="80"/>
+              <w:left w:type="dxa" w:w="120"/>
+              <w:bottom w:type="dxa" w:w="80"/>
+              <w:right w:type="dxa" w:w="120"/>
+            </w:tcMar>
+          </w:tcPr>
+          <w:p>
+            <w:r>
+              <w:rPr>
+                <w:rFonts w:ascii="Arial" w:eastAsia="Microsoft YaHei"/>
+              </w:rPr>
+              <w:t xml:space="preserve">回程再坐一次，换个方向看港岛天际线</w:t>
             </w:r>
           </w:p>
         </w:tc>
@@ -2246,7 +2246,7 @@
               <w:rPr>
                 <w:rFonts w:ascii="Arial" w:eastAsia="Microsoft YaHei"/>
               </w:rPr>
-              <w:t xml:space="preserve">15:45</w:t>
+              <w:t xml:space="preserve">15:30</w:t>
             </w:r>
           </w:p>
         </w:tc>
@@ -2351,32 +2351,32 @@
               <w:rPr>
                 <w:rFonts w:ascii="Arial" w:eastAsia="Microsoft YaHei"/>
               </w:rPr>
-              <w:t xml:space="preserve">16:30</w:t>
-            </w:r>
-          </w:p>
-        </w:tc>
-        <w:tc>
-          <w:tcPr>
-            <w:tcW w:type="dxa" w:w="2256"/>
-            <w:tcBorders>
-              <w:top w:val="single" w:color="CCCCCC" w:sz="1"/>
-              <w:left w:val="single" w:color="CCCCCC" w:sz="1"/>
-              <w:bottom w:val="single" w:color="CCCCCC" w:sz="1"/>
-              <w:right w:val="single" w:color="CCCCCC" w:sz="1"/>
-            </w:tcBorders>
-            <w:tcMar>
-              <w:top w:type="dxa" w:w="80"/>
-              <w:left w:type="dxa" w:w="120"/>
-              <w:bottom w:type="dxa" w:w="80"/>
-              <w:right w:type="dxa" w:w="120"/>
-            </w:tcMar>
-          </w:tcPr>
-          <w:p>
-            <w:r>
-              <w:rPr>
-                <w:rFonts w:ascii="Arial" w:eastAsia="Microsoft YaHei"/>
-              </w:rPr>
-              <w:t xml:space="preserve">太平山顶</w:t>
+              <w:t xml:space="preserve">16:15</w:t>
+            </w:r>
+          </w:p>
+        </w:tc>
+        <w:tc>
+          <w:tcPr>
+            <w:tcW w:type="dxa" w:w="2256"/>
+            <w:tcBorders>
+              <w:top w:val="single" w:color="CCCCCC" w:sz="1"/>
+              <w:left w:val="single" w:color="CCCCCC" w:sz="1"/>
+              <w:bottom w:val="single" w:color="CCCCCC" w:sz="1"/>
+              <w:right w:val="single" w:color="CCCCCC" w:sz="1"/>
+            </w:tcBorders>
+            <w:tcMar>
+              <w:top w:type="dxa" w:w="80"/>
+              <w:left w:type="dxa" w:w="120"/>
+              <w:bottom w:type="dxa" w:w="80"/>
+              <w:right w:type="dxa" w:w="120"/>
+            </w:tcMar>
+          </w:tcPr>
+          <w:p>
+            <w:r>
+              <w:rPr>
+                <w:rFonts w:ascii="Arial" w:eastAsia="Microsoft YaHei"/>
+              </w:rPr>
+              <w:t xml:space="preserve">太平山顶 · 卢吉道</w:t>
             </w:r>
           </w:p>
         </w:tc>
@@ -2426,7 +2426,7 @@
               <w:rPr>
                 <w:rFonts w:ascii="Arial" w:eastAsia="Microsoft YaHei"/>
               </w:rPr>
-              <w:t xml:space="preserve">建议 17:00 前到；走卢吉道免费步道 360° 俯瞰维港，白天→日落（10 月初约 18:15）→夜景一次看全，日落后走步道注意照明</w:t>
+              <w:t xml:space="preserve">免费步道，360° 俯瞰维港与港岛；白天→日落（10 月初约 18:15）→维港夜景一次看全。下午茶可在凌霄阁美食广场解决（只消费、不买门票）</w:t>
             </w:r>
           </w:p>
         </w:tc>
@@ -2456,7 +2456,7 @@
               <w:rPr>
                 <w:rFonts w:ascii="Arial" w:eastAsia="Microsoft YaHei"/>
               </w:rPr>
-              <w:t xml:space="preserve">20:45</w:t>
+              <w:t xml:space="preserve">20:30</w:t>
             </w:r>
           </w:p>
         </w:tc>
@@ -2531,7 +2531,7 @@
               <w:rPr>
                 <w:rFonts w:ascii="Arial" w:eastAsia="Microsoft YaHei"/>
               </w:rPr>
-              <w:t xml:space="preserve">夜景可看满再下山，缆车/巴士返回中环</w:t>
+              <w:t xml:space="preserve">缆车/巴士下山，看完夜景再走</w:t>
             </w:r>
           </w:p>
         </w:tc>
@@ -2561,7 +2561,7 @@
               <w:rPr>
                 <w:rFonts w:ascii="Arial" w:eastAsia="Microsoft YaHei"/>
               </w:rPr>
-              <w:t xml:space="preserve">21:15</w:t>
+              <w:t xml:space="preserve">21:00</w:t>
             </w:r>
           </w:p>
         </w:tc>
@@ -2666,32 +2666,32 @@
               <w:rPr>
                 <w:rFonts w:ascii="Arial" w:eastAsia="Microsoft YaHei"/>
               </w:rPr>
-              <w:t xml:space="preserve">21:45 前</w:t>
-            </w:r>
-          </w:p>
-        </w:tc>
-        <w:tc>
-          <w:tcPr>
-            <w:tcW w:type="dxa" w:w="2256"/>
-            <w:tcBorders>
-              <w:top w:val="single" w:color="CCCCCC" w:sz="1"/>
-              <w:left w:val="single" w:color="CCCCCC" w:sz="1"/>
-              <w:bottom w:val="single" w:color="CCCCCC" w:sz="1"/>
-              <w:right w:val="single" w:color="CCCCCC" w:sz="1"/>
-            </w:tcBorders>
-            <w:tcMar>
-              <w:top w:type="dxa" w:w="80"/>
-              <w:left w:type="dxa" w:w="120"/>
-              <w:bottom w:type="dxa" w:w="80"/>
-              <w:right w:type="dxa" w:w="120"/>
-            </w:tcMar>
-          </w:tcPr>
-          <w:p>
-            <w:r>
-              <w:rPr>
-                <w:rFonts w:ascii="Arial" w:eastAsia="Microsoft YaHei"/>
-              </w:rPr>
-              <w:t xml:space="preserve">抵达西九龙站</w:t>
+              <w:t xml:space="preserve">23:00</w:t>
+            </w:r>
+          </w:p>
+        </w:tc>
+        <w:tc>
+          <w:tcPr>
+            <w:tcW w:type="dxa" w:w="2256"/>
+            <w:tcBorders>
+              <w:top w:val="single" w:color="CCCCCC" w:sz="1"/>
+              <w:left w:val="single" w:color="CCCCCC" w:sz="1"/>
+              <w:bottom w:val="single" w:color="CCCCCC" w:sz="1"/>
+              <w:right w:val="single" w:color="CCCCCC" w:sz="1"/>
+            </w:tcBorders>
+            <w:tcMar>
+              <w:top w:type="dxa" w:w="80"/>
+              <w:left w:type="dxa" w:w="120"/>
+              <w:bottom w:type="dxa" w:w="80"/>
+              <w:right w:type="dxa" w:w="120"/>
+            </w:tcMar>
+          </w:tcPr>
+          <w:p>
+            <w:r>
+              <w:rPr>
+                <w:rFonts w:ascii="Arial" w:eastAsia="Microsoft YaHei"/>
+              </w:rPr>
+              <w:t xml:space="preserve">末班高铁 → 深圳北</w:t>
             </w:r>
           </w:p>
         </w:tc>
@@ -2741,112 +2741,7 @@
               <w:rPr>
                 <w:rFonts w:ascii="Arial" w:eastAsia="Microsoft YaHei"/>
               </w:rPr>
-              <w:t xml:space="preserve">距发车留约 75 分钟，出关+安检充裕</w:t>
-            </w:r>
-          </w:p>
-        </w:tc>
-      </w:tr>
-      <w:tr>
-        <w:trPr>
-          <w:tblHeader w:val="false"/>
-        </w:trPr>
-        <w:tc>
-          <w:tcPr>
-            <w:tcW w:type="dxa" w:w="2256"/>
-            <w:tcBorders>
-              <w:top w:val="single" w:color="CCCCCC" w:sz="1"/>
-              <w:left w:val="single" w:color="CCCCCC" w:sz="1"/>
-              <w:bottom w:val="single" w:color="CCCCCC" w:sz="1"/>
-              <w:right w:val="single" w:color="CCCCCC" w:sz="1"/>
-            </w:tcBorders>
-            <w:tcMar>
-              <w:top w:type="dxa" w:w="80"/>
-              <w:left w:type="dxa" w:w="120"/>
-              <w:bottom w:type="dxa" w:w="80"/>
-              <w:right w:type="dxa" w:w="120"/>
-            </w:tcMar>
-          </w:tcPr>
-          <w:p>
-            <w:r>
-              <w:rPr>
-                <w:rFonts w:ascii="Arial" w:eastAsia="Microsoft YaHei"/>
-              </w:rPr>
-              <w:t xml:space="preserve">23:00</w:t>
-            </w:r>
-          </w:p>
-        </w:tc>
-        <w:tc>
-          <w:tcPr>
-            <w:tcW w:type="dxa" w:w="2256"/>
-            <w:tcBorders>
-              <w:top w:val="single" w:color="CCCCCC" w:sz="1"/>
-              <w:left w:val="single" w:color="CCCCCC" w:sz="1"/>
-              <w:bottom w:val="single" w:color="CCCCCC" w:sz="1"/>
-              <w:right w:val="single" w:color="CCCCCC" w:sz="1"/>
-            </w:tcBorders>
-            <w:tcMar>
-              <w:top w:type="dxa" w:w="80"/>
-              <w:left w:type="dxa" w:w="120"/>
-              <w:bottom w:type="dxa" w:w="80"/>
-              <w:right w:type="dxa" w:w="120"/>
-            </w:tcMar>
-          </w:tcPr>
-          <w:p>
-            <w:r>
-              <w:rPr>
-                <w:rFonts w:ascii="Arial" w:eastAsia="Microsoft YaHei"/>
-              </w:rPr>
-              <w:t xml:space="preserve">末班高铁 → 深圳北</w:t>
-            </w:r>
-          </w:p>
-        </w:tc>
-        <w:tc>
-          <w:tcPr>
-            <w:tcW w:type="dxa" w:w="2256"/>
-            <w:tcBorders>
-              <w:top w:val="single" w:color="CCCCCC" w:sz="1"/>
-              <w:left w:val="single" w:color="CCCCCC" w:sz="1"/>
-              <w:bottom w:val="single" w:color="CCCCCC" w:sz="1"/>
-              <w:right w:val="single" w:color="CCCCCC" w:sz="1"/>
-            </w:tcBorders>
-            <w:tcMar>
-              <w:top w:type="dxa" w:w="80"/>
-              <w:left w:type="dxa" w:w="120"/>
-              <w:bottom w:type="dxa" w:w="80"/>
-              <w:right w:type="dxa" w:w="120"/>
-            </w:tcMar>
-          </w:tcPr>
-          <w:p>
-            <w:r>
-              <w:rPr>
-                <w:rFonts w:ascii="Arial" w:eastAsia="Microsoft YaHei"/>
-              </w:rPr>
-              <w:t xml:space="preserve">返程</w:t>
-            </w:r>
-          </w:p>
-        </w:tc>
-        <w:tc>
-          <w:tcPr>
-            <w:tcW w:type="dxa" w:w="2256"/>
-            <w:tcBorders>
-              <w:top w:val="single" w:color="CCCCCC" w:sz="1"/>
-              <w:left w:val="single" w:color="CCCCCC" w:sz="1"/>
-              <w:bottom w:val="single" w:color="CCCCCC" w:sz="1"/>
-              <w:right w:val="single" w:color="CCCCCC" w:sz="1"/>
-            </w:tcBorders>
-            <w:tcMar>
-              <w:top w:type="dxa" w:w="80"/>
-              <w:left w:type="dxa" w:w="120"/>
-              <w:bottom w:type="dxa" w:w="80"/>
-              <w:right w:type="dxa" w:w="120"/>
-            </w:tcMar>
-          </w:tcPr>
-          <w:p>
-            <w:r>
-              <w:rPr>
-                <w:rFonts w:ascii="Arial" w:eastAsia="Microsoft YaHei"/>
-              </w:rPr>
-              <w:t xml:space="preserve">西九龙 23:00 发车（已确认）</w:t>
+              <w:t xml:space="preserve">西九龙 23:00 发车；21:45 前到站，出关候车充裕</w:t>
             </w:r>
           </w:p>
         </w:tc>
@@ -2855,6 +2750,17 @@
     <w:p>
       <w:r>
         <w:t xml:space="preserve"/>
+      </w:r>
+    </w:p>
+    <w:p>
+      <w:pPr>
+        <w:pStyle w:val="Heading2"/>
+      </w:pPr>
+      <w:r>
+        <w:rPr>
+          <w:rFonts w:ascii="Arial" w:eastAsia="Microsoft YaHei"/>
+        </w:rPr>
+        <w:t xml:space="preserve">太平山顶补充（免费玩法为主）</w:t>
       </w:r>
     </w:p>
     <w:p>
@@ -2866,7 +2772,7 @@
         <w:rPr>
           <w:rFonts w:ascii="Arial" w:eastAsia="Microsoft YaHei"/>
         </w:rPr>
-        <w:t xml:space="preserve">返程提醒：Day2 的 23:00 末班很宽裕，可在太平山顶看完维港夜景再从容下山，不必赶在日落前撤；Day1 的 22:26 也足够看完 20:00 的"幻彩咏香江"再返程。两天都建议至少提前 60 分钟抵达西九龙站，避开出关高峰。</w:t>
+        <w:t xml:space="preserve">缆车上站即是凌霄阁（The Peak Tower），蜡像馆、收费的摩天台 428、信不信由你博物馆都在这栋楼里——本次按你的选择都跳过，只把它当歇脚和吃饭的地方（美食广场+连锁+几间观景餐厅，选择够但性价比一般、旺季常要等位）。真正值得的是户外免费部分：缆车站旁走卢吉道（Lugard Road）环形栈道，日落时分最美；体力好可续走夏力道绕山脊；再往上到炉峰峡/扯旗山（552 米、本岛最高点）有免费公园和观景台，从凌霄阁走上去约 20–30 分钟。想吃好、坐得住看夜景，也可下山到中环/兰桂坊解决。</w:t>
       </w:r>
     </w:p>
     <w:p>
@@ -2889,30 +2795,7 @@
         <w:rPr>
           <w:rFonts w:ascii="Arial" w:eastAsia="Microsoft YaHei"/>
         </w:rPr>
-        <w:t xml:space="preserve">交通支付优先办一张八达通（或用手机八达通），港铁、便利店、部分餐厅通用；沙嗲王等也支持支付宝。10 月香港仍炎热且处于台风季，随身带伞、关注天文台预警，为露天环节（女人街、大角咀、坚尼地城海旁、卢吉道）准备应变方案。两天步行量大，务必穿舒适鞋。建议随身留少量港币现金（小店、果栏、叮叮车常用现金）。</w:t>
-      </w:r>
-    </w:p>
-    <w:p>
-      <w:pPr>
-        <w:pStyle w:val="Heading2"/>
-      </w:pPr>
-      <w:r>
-        <w:rPr>
-          <w:rFonts w:ascii="Arial" w:eastAsia="Microsoft YaHei"/>
-        </w:rPr>
-        <w:t xml:space="preserve">待你确认的事项</w:t>
-      </w:r>
-    </w:p>
-    <w:p>
-      <w:pPr>
-        <w:spacing w:after="120" w:line="360" w:lineRule="auto"/>
-        <w:ind w:firstLine="480"/>
-      </w:pPr>
-      <w:r>
-        <w:rPr>
-          <w:rFonts w:ascii="Arial" w:eastAsia="Microsoft YaHei"/>
-        </w:rPr>
-        <w:t xml:space="preserve">出发前仍需拍板两件事：一是 Don Don Donki 到底去旺角店还是尖沙咀店，据此归位动线；二是 Day2 是否确定保留坚尼地城（本表已按"午后→黄昏"插入）。返程已按 Day1 西九龙 22:26、Day2 西九龙 23:00 排定。确认后我再据此微调时间。</w:t>
+        <w:t xml:space="preserve">交通支付优先办一张八达通（或手机八达通），港铁、天星小轮、便利店、部分餐厅通用；沙嗲王等也支持支付宝。10 月香港仍炎热且处于台风季，随身带伞、关注天文台预警，为露天环节（女人街、大角咀、卢吉道）准备应变方案。两天步行量大，务必穿舒适鞋。随身留少量港币现金（小店、果栏常用现金）。</w:t>
       </w:r>
     </w:p>
     <w:sectPr>
